--- a/AICA-L2-Batch-89-Aditi-Gulati/03_Example_Files/Outputs/01_Sample_DPDP_Readiness_Report.docx
+++ b/AICA-L2-Batch-89-Aditi-Gulati/03_Example_Files/Outputs/01_Sample_DPDP_Readiness_Report.docx
@@ -39,7 +39,7 @@
           <w:color w:val="5A6B78"/>
           <w:sz w:val="17"/>
         </w:rPr>
-        <w:t>Scanned 2026-09-21T10:20:18+00:00 · Report 21 September 2026</w:t>
+        <w:t>Scanned 2026-09-21T16:48:21+00:00 · Report 21 September 2026</w:t>
       </w:r>
       <w:r>
         <w:rPr>
@@ -56,7 +56,7 @@
           <w:sz w:val="17"/>
         </w:rPr>
         <w:br/>
-        <w:t>Evidence file: Sunrise_Public_School_demonstration_20260921T102018Z.json</w:t>
+        <w:t>Evidence file: Sunrise_Public_School_demonstration_20260921T164821Z.json</w:t>
       </w:r>
     </w:p>
     <w:tbl>
@@ -94,7 +94,7 @@
               <w:rPr>
                 <w:sz w:val="18"/>
               </w:rPr>
-              <w:t>9 / 100  (Critical)</w:t>
+              <w:t>8 / 100  (Critical)</w:t>
             </w:r>
           </w:p>
         </w:tc>
@@ -152,7 +152,7 @@
               <w:rPr>
                 <w:sz w:val="18"/>
               </w:rPr>
-              <w:t>58% of the weighted obligation set could be assessed</w:t>
+              <w:t>62% of the weighted obligation set could be assessed</w:t>
             </w:r>
           </w:p>
         </w:tc>
@@ -210,7 +210,7 @@
               <w:rPr>
                 <w:sz w:val="18"/>
               </w:rPr>
-              <w:t>3</w:t>
+              <w:t>2</w:t>
             </w:r>
           </w:p>
         </w:tc>
@@ -239,7 +239,7 @@
               <w:rPr>
                 <w:sz w:val="18"/>
               </w:rPr>
-              <w:t>15</w:t>
+              <w:t>12</w:t>
             </w:r>
           </w:p>
         </w:tc>
@@ -268,7 +268,7 @@
               <w:rPr>
                 <w:sz w:val="18"/>
               </w:rPr>
-              <w:t>15</w:t>
+              <w:t>11</w:t>
             </w:r>
           </w:p>
         </w:tc>
@@ -375,7 +375,7 @@
       <w:r>
         <w:drawing>
           <wp:inline xmlns:a="http://schemas.openxmlformats.org/drawingml/2006/main" xmlns:pic="http://schemas.openxmlformats.org/drawingml/2006/picture">
-            <wp:extent cx="5852160" cy="3674084"/>
+            <wp:extent cx="5852160" cy="3364879"/>
             <wp:docPr id="2" name="Picture 2"/>
             <wp:cNvGraphicFramePr>
               <a:graphicFrameLocks noChangeAspect="1"/>
@@ -396,7 +396,7 @@
                   <pic:spPr>
                     <a:xfrm>
                       <a:off x="0" y="0"/>
-                      <a:ext cx="5852160" cy="3674084"/>
+                      <a:ext cx="5852160" cy="3364879"/>
                     </a:xfrm>
                     <a:prstGeom prst="rect"/>
                   </pic:spPr>
@@ -610,7 +610,7 @@
               <w:rPr>
                 <w:sz w:val="17"/>
               </w:rPr>
-              <w:t>+7.9</w:t>
+              <w:t>+10.1</w:t>
             </w:r>
           </w:p>
         </w:tc>
@@ -690,7 +690,7 @@
               <w:rPr>
                 <w:sz w:val="17"/>
               </w:rPr>
-              <w:t>+7.9</w:t>
+              <w:t>+10.1</w:t>
             </w:r>
           </w:p>
         </w:tc>
@@ -706,166 +706,6 @@
                 <w:sz w:val="17"/>
               </w:rPr>
               <w:t>3</w:t>
-            </w:r>
-          </w:p>
-        </w:tc>
-        <w:tc>
-          <w:tcPr>
-            <w:tcW w:type="dxa" w:w="1608"/>
-          </w:tcPr>
-          <w:p>
-            <w:r>
-              <w:rPr>
-                <w:sz w:val="17"/>
-              </w:rPr>
-              <w:t>C5 Social media posts do not identify an individual child</w:t>
-            </w:r>
-          </w:p>
-        </w:tc>
-        <w:tc>
-          <w:tcPr>
-            <w:tcW w:type="dxa" w:w="1608"/>
-          </w:tcPr>
-          <w:p>
-            <w:r>
-              <w:rPr>
-                <w:sz w:val="17"/>
-              </w:rPr>
-              <w:t>s.6(1), s.9(1), Act (in force)</w:t>
-            </w:r>
-          </w:p>
-        </w:tc>
-        <w:tc>
-          <w:tcPr>
-            <w:tcW w:type="dxa" w:w="1608"/>
-          </w:tcPr>
-          <w:p>
-            <w:r>
-              <w:rPr>
-                <w:sz w:val="17"/>
-              </w:rPr>
-              <w:t>Gap</w:t>
-            </w:r>
-          </w:p>
-        </w:tc>
-        <w:tc>
-          <w:tcPr>
-            <w:tcW w:type="dxa" w:w="1608"/>
-          </w:tcPr>
-          <w:p>
-            <w:r>
-              <w:rPr>
-                <w:sz w:val="17"/>
-              </w:rPr>
-              <w:t>Low</w:t>
-            </w:r>
-          </w:p>
-        </w:tc>
-        <w:tc>
-          <w:tcPr>
-            <w:tcW w:type="dxa" w:w="1608"/>
-          </w:tcPr>
-          <w:p>
-            <w:r>
-              <w:rPr>
-                <w:sz w:val="17"/>
-              </w:rPr>
-              <w:t>+6.9</w:t>
-            </w:r>
-          </w:p>
-        </w:tc>
-      </w:tr>
-      <w:tr>
-        <w:tc>
-          <w:tcPr>
-            <w:tcW w:type="dxa" w:w="1608"/>
-          </w:tcPr>
-          <w:p>
-            <w:r>
-              <w:rPr>
-                <w:sz w:val="17"/>
-              </w:rPr>
-              <w:t>4</w:t>
-            </w:r>
-          </w:p>
-        </w:tc>
-        <w:tc>
-          <w:tcPr>
-            <w:tcW w:type="dxa" w:w="1608"/>
-          </w:tcPr>
-          <w:p>
-            <w:r>
-              <w:rPr>
-                <w:sz w:val="17"/>
-              </w:rPr>
-              <w:t>S1 The student records system holds no category without a purpose</w:t>
-            </w:r>
-          </w:p>
-        </w:tc>
-        <w:tc>
-          <w:tcPr>
-            <w:tcW w:type="dxa" w:w="1608"/>
-          </w:tcPr>
-          <w:p>
-            <w:r>
-              <w:rPr>
-                <w:sz w:val="17"/>
-              </w:rPr>
-              <w:t>s.6(1) proviso, s.5(1)(i), Act (in force)</w:t>
-            </w:r>
-          </w:p>
-        </w:tc>
-        <w:tc>
-          <w:tcPr>
-            <w:tcW w:type="dxa" w:w="1608"/>
-          </w:tcPr>
-          <w:p>
-            <w:r>
-              <w:rPr>
-                <w:sz w:val="17"/>
-              </w:rPr>
-              <w:t>Gap</w:t>
-            </w:r>
-          </w:p>
-        </w:tc>
-        <w:tc>
-          <w:tcPr>
-            <w:tcW w:type="dxa" w:w="1608"/>
-          </w:tcPr>
-          <w:p>
-            <w:r>
-              <w:rPr>
-                <w:sz w:val="17"/>
-              </w:rPr>
-              <w:t>Medium</w:t>
-            </w:r>
-          </w:p>
-        </w:tc>
-        <w:tc>
-          <w:tcPr>
-            <w:tcW w:type="dxa" w:w="1608"/>
-          </w:tcPr>
-          <w:p>
-            <w:r>
-              <w:rPr>
-                <w:sz w:val="17"/>
-              </w:rPr>
-              <w:t>+6.9</w:t>
-            </w:r>
-          </w:p>
-        </w:tc>
-      </w:tr>
-      <w:tr>
-        <w:tc>
-          <w:tcPr>
-            <w:tcW w:type="dxa" w:w="1608"/>
-          </w:tcPr>
-          <w:p>
-            <w:r>
-              <w:rPr>
-                <w:sz w:val="17"/>
-              </w:rPr>
-              <w:t>5</w:t>
             </w:r>
           </w:p>
         </w:tc>
@@ -930,7 +770,7 @@
               <w:rPr>
                 <w:sz w:val="17"/>
               </w:rPr>
-              <w:t>+5.9</w:t>
+              <w:t>+7.6</w:t>
             </w:r>
           </w:p>
         </w:tc>
@@ -945,7 +785,7 @@
               <w:rPr>
                 <w:sz w:val="17"/>
               </w:rPr>
-              <w:t>6</w:t>
+              <w:t>4</w:t>
             </w:r>
           </w:p>
         </w:tc>
@@ -958,7 +798,7 @@
               <w:rPr>
                 <w:sz w:val="17"/>
               </w:rPr>
-              <w:t>S2 Leavers are erased from the student system when retention ends</w:t>
+              <w:t>E1 A retention schedule exists and data is erased when the purpose ends</w:t>
             </w:r>
           </w:p>
         </w:tc>
@@ -1010,7 +850,7 @@
               <w:rPr>
                 <w:sz w:val="17"/>
               </w:rPr>
-              <w:t>+5.9</w:t>
+              <w:t>+7.6</w:t>
             </w:r>
           </w:p>
         </w:tc>
@@ -1025,7 +865,87 @@
               <w:rPr>
                 <w:sz w:val="17"/>
               </w:rPr>
-              <w:t>7</w:t>
+              <w:t>5</w:t>
+            </w:r>
+          </w:p>
+        </w:tc>
+        <w:tc>
+          <w:tcPr>
+            <w:tcW w:type="dxa" w:w="1608"/>
+          </w:tcPr>
+          <w:p>
+            <w:r>
+              <w:rPr>
+                <w:sz w:val="17"/>
+              </w:rPr>
+              <w:t>G1 A written contract is in place with every data processor</w:t>
+            </w:r>
+          </w:p>
+        </w:tc>
+        <w:tc>
+          <w:tcPr>
+            <w:tcW w:type="dxa" w:w="1608"/>
+          </w:tcPr>
+          <w:p>
+            <w:r>
+              <w:rPr>
+                <w:sz w:val="17"/>
+              </w:rPr>
+              <w:t>s.8(2), Act (in force)</w:t>
+            </w:r>
+          </w:p>
+        </w:tc>
+        <w:tc>
+          <w:tcPr>
+            <w:tcW w:type="dxa" w:w="1608"/>
+          </w:tcPr>
+          <w:p>
+            <w:r>
+              <w:rPr>
+                <w:sz w:val="17"/>
+              </w:rPr>
+              <w:t>Gap</w:t>
+            </w:r>
+          </w:p>
+        </w:tc>
+        <w:tc>
+          <w:tcPr>
+            <w:tcW w:type="dxa" w:w="1608"/>
+          </w:tcPr>
+          <w:p>
+            <w:r>
+              <w:rPr>
+                <w:sz w:val="17"/>
+              </w:rPr>
+              <w:t>High</w:t>
+            </w:r>
+          </w:p>
+        </w:tc>
+        <w:tc>
+          <w:tcPr>
+            <w:tcW w:type="dxa" w:w="1608"/>
+          </w:tcPr>
+          <w:p>
+            <w:r>
+              <w:rPr>
+                <w:sz w:val="17"/>
+              </w:rPr>
+              <w:t>+7.6</w:t>
+            </w:r>
+          </w:p>
+        </w:tc>
+      </w:tr>
+      <w:tr>
+        <w:tc>
+          <w:tcPr>
+            <w:tcW w:type="dxa" w:w="1608"/>
+          </w:tcPr>
+          <w:p>
+            <w:r>
+              <w:rPr>
+                <w:sz w:val="17"/>
+              </w:rPr>
+              <w:t>6</w:t>
             </w:r>
           </w:p>
         </w:tc>
@@ -1090,7 +1010,7 @@
               <w:rPr>
                 <w:sz w:val="17"/>
               </w:rPr>
-              <w:t>+5.0</w:t>
+              <w:t>+6.3</w:t>
             </w:r>
           </w:p>
         </w:tc>
@@ -1105,7 +1025,7 @@
               <w:rPr>
                 <w:sz w:val="17"/>
               </w:rPr>
-              <w:t>8</w:t>
+              <w:t>7</w:t>
             </w:r>
           </w:p>
         </w:tc>
@@ -1170,7 +1090,7 @@
               <w:rPr>
                 <w:sz w:val="17"/>
               </w:rPr>
-              <w:t>+5.0</w:t>
+              <w:t>+6.3</w:t>
             </w:r>
           </w:p>
         </w:tc>
@@ -1185,7 +1105,7 @@
               <w:rPr>
                 <w:sz w:val="17"/>
               </w:rPr>
-              <w:t>9</w:t>
+              <w:t>8</w:t>
             </w:r>
           </w:p>
         </w:tc>
@@ -1250,7 +1170,7 @@
               <w:rPr>
                 <w:sz w:val="17"/>
               </w:rPr>
-              <w:t>+5.0</w:t>
+              <w:t>+6.3</w:t>
             </w:r>
           </w:p>
         </w:tc>
@@ -1265,7 +1185,7 @@
               <w:rPr>
                 <w:sz w:val="17"/>
               </w:rPr>
-              <w:t>10</w:t>
+              <w:t>9</w:t>
             </w:r>
           </w:p>
         </w:tc>
@@ -1330,7 +1250,7 @@
               <w:rPr>
                 <w:sz w:val="17"/>
               </w:rPr>
-              <w:t>+5.0</w:t>
+              <w:t>+6.3</w:t>
             </w:r>
           </w:p>
         </w:tc>
@@ -1345,7 +1265,7 @@
               <w:rPr>
                 <w:sz w:val="17"/>
               </w:rPr>
-              <w:t>11</w:t>
+              <w:t>10</w:t>
             </w:r>
           </w:p>
         </w:tc>
@@ -1410,7 +1330,7 @@
               <w:rPr>
                 <w:sz w:val="17"/>
               </w:rPr>
-              <w:t>+5.0</w:t>
+              <w:t>+6.3</w:t>
             </w:r>
           </w:p>
         </w:tc>
@@ -1425,7 +1345,7 @@
               <w:rPr>
                 <w:sz w:val="17"/>
               </w:rPr>
-              <w:t>12</w:t>
+              <w:t>11</w:t>
             </w:r>
           </w:p>
         </w:tc>
@@ -1490,7 +1410,7 @@
               <w:rPr>
                 <w:sz w:val="17"/>
               </w:rPr>
-              <w:t>+4.0</w:t>
+              <w:t>+5.1</w:t>
             </w:r>
           </w:p>
         </w:tc>
@@ -1505,167 +1425,7 @@
               <w:rPr>
                 <w:sz w:val="17"/>
               </w:rPr>
-              <w:t>13</w:t>
-            </w:r>
-          </w:p>
-        </w:tc>
-        <w:tc>
-          <w:tcPr>
-            <w:tcW w:type="dxa" w:w="1608"/>
-          </w:tcPr>
-          <w:p>
-            <w:r>
-              <w:rPr>
-                <w:sz w:val="17"/>
-              </w:rPr>
-              <w:t>C6 Posts featuring children are not paid for or boosted</w:t>
-            </w:r>
-          </w:p>
-        </w:tc>
-        <w:tc>
-          <w:tcPr>
-            <w:tcW w:type="dxa" w:w="1608"/>
-          </w:tcPr>
-          <w:p>
-            <w:r>
-              <w:rPr>
-                <w:sz w:val="17"/>
-              </w:rPr>
-              <w:t>s.9(3), Act (from 14 May 2027)</w:t>
-            </w:r>
-          </w:p>
-        </w:tc>
-        <w:tc>
-          <w:tcPr>
-            <w:tcW w:type="dxa" w:w="1608"/>
-          </w:tcPr>
-          <w:p>
-            <w:r>
-              <w:rPr>
-                <w:sz w:val="17"/>
-              </w:rPr>
-              <w:t>Gap</w:t>
-            </w:r>
-          </w:p>
-        </w:tc>
-        <w:tc>
-          <w:tcPr>
-            <w:tcW w:type="dxa" w:w="1608"/>
-          </w:tcPr>
-          <w:p>
-            <w:r>
-              <w:rPr>
-                <w:sz w:val="17"/>
-              </w:rPr>
-              <w:t>Low</w:t>
-            </w:r>
-          </w:p>
-        </w:tc>
-        <w:tc>
-          <w:tcPr>
-            <w:tcW w:type="dxa" w:w="1608"/>
-          </w:tcPr>
-          <w:p>
-            <w:r>
-              <w:rPr>
-                <w:sz w:val="17"/>
-              </w:rPr>
-              <w:t>+4.0</w:t>
-            </w:r>
-          </w:p>
-        </w:tc>
-      </w:tr>
-      <w:tr>
-        <w:tc>
-          <w:tcPr>
-            <w:tcW w:type="dxa" w:w="1608"/>
-          </w:tcPr>
-          <w:p>
-            <w:r>
-              <w:rPr>
-                <w:sz w:val="17"/>
-              </w:rPr>
-              <w:t>14</w:t>
-            </w:r>
-          </w:p>
-        </w:tc>
-        <w:tc>
-          <w:tcPr>
-            <w:tcW w:type="dxa" w:w="1608"/>
-          </w:tcPr>
-          <w:p>
-            <w:r>
-              <w:rPr>
-                <w:sz w:val="17"/>
-              </w:rPr>
-              <w:t>C8 Staff do not publish student data from personal accounts</w:t>
-            </w:r>
-          </w:p>
-        </w:tc>
-        <w:tc>
-          <w:tcPr>
-            <w:tcW w:type="dxa" w:w="1608"/>
-          </w:tcPr>
-          <w:p>
-            <w:r>
-              <w:rPr>
-                <w:sz w:val="17"/>
-              </w:rPr>
-              <w:t>s.8(1), s.8(5), Act (in force)</w:t>
-            </w:r>
-          </w:p>
-        </w:tc>
-        <w:tc>
-          <w:tcPr>
-            <w:tcW w:type="dxa" w:w="1608"/>
-          </w:tcPr>
-          <w:p>
-            <w:r>
-              <w:rPr>
-                <w:sz w:val="17"/>
-              </w:rPr>
-              <w:t>Gap</w:t>
-            </w:r>
-          </w:p>
-        </w:tc>
-        <w:tc>
-          <w:tcPr>
-            <w:tcW w:type="dxa" w:w="1608"/>
-          </w:tcPr>
-          <w:p>
-            <w:r>
-              <w:rPr>
-                <w:sz w:val="17"/>
-              </w:rPr>
-              <w:t>Low</w:t>
-            </w:r>
-          </w:p>
-        </w:tc>
-        <w:tc>
-          <w:tcPr>
-            <w:tcW w:type="dxa" w:w="1608"/>
-          </w:tcPr>
-          <w:p>
-            <w:r>
-              <w:rPr>
-                <w:sz w:val="17"/>
-              </w:rPr>
-              <w:t>+4.0</w:t>
-            </w:r>
-          </w:p>
-        </w:tc>
-      </w:tr>
-      <w:tr>
-        <w:tc>
-          <w:tcPr>
-            <w:tcW w:type="dxa" w:w="1608"/>
-          </w:tcPr>
-          <w:p>
-            <w:r>
-              <w:rPr>
-                <w:sz w:val="17"/>
-              </w:rPr>
-              <w:t>15</w:t>
+              <w:t>12</w:t>
             </w:r>
           </w:p>
         </w:tc>
@@ -1730,7 +1490,167 @@
               <w:rPr>
                 <w:sz w:val="17"/>
               </w:rPr>
-              <w:t>+4.0</w:t>
+              <w:t>+5.1</w:t>
+            </w:r>
+          </w:p>
+        </w:tc>
+      </w:tr>
+      <w:tr>
+        <w:tc>
+          <w:tcPr>
+            <w:tcW w:type="dxa" w:w="1608"/>
+          </w:tcPr>
+          <w:p>
+            <w:r>
+              <w:rPr>
+                <w:sz w:val="17"/>
+              </w:rPr>
+              <w:t>13</w:t>
+            </w:r>
+          </w:p>
+        </w:tc>
+        <w:tc>
+          <w:tcPr>
+            <w:tcW w:type="dxa" w:w="1608"/>
+          </w:tcPr>
+          <w:p>
+            <w:r>
+              <w:rPr>
+                <w:sz w:val="17"/>
+              </w:rPr>
+              <w:t>F1 Contact details of the person answering data questions are published</w:t>
+            </w:r>
+          </w:p>
+        </w:tc>
+        <w:tc>
+          <w:tcPr>
+            <w:tcW w:type="dxa" w:w="1608"/>
+          </w:tcPr>
+          <w:p>
+            <w:r>
+              <w:rPr>
+                <w:sz w:val="17"/>
+              </w:rPr>
+              <w:t>s.5(1)(iii), s.8(9), Act; Rule 9 (in force)</w:t>
+            </w:r>
+          </w:p>
+        </w:tc>
+        <w:tc>
+          <w:tcPr>
+            <w:tcW w:type="dxa" w:w="1608"/>
+          </w:tcPr>
+          <w:p>
+            <w:r>
+              <w:rPr>
+                <w:sz w:val="17"/>
+              </w:rPr>
+              <w:t>Partly met</w:t>
+            </w:r>
+          </w:p>
+        </w:tc>
+        <w:tc>
+          <w:tcPr>
+            <w:tcW w:type="dxa" w:w="1608"/>
+          </w:tcPr>
+          <w:p>
+            <w:r>
+              <w:rPr>
+                <w:sz w:val="17"/>
+              </w:rPr>
+              <w:t>Low</w:t>
+            </w:r>
+          </w:p>
+        </w:tc>
+        <w:tc>
+          <w:tcPr>
+            <w:tcW w:type="dxa" w:w="1608"/>
+          </w:tcPr>
+          <w:p>
+            <w:r>
+              <w:rPr>
+                <w:sz w:val="17"/>
+              </w:rPr>
+              <w:t>+3.8</w:t>
+            </w:r>
+          </w:p>
+        </w:tc>
+      </w:tr>
+      <w:tr>
+        <w:tc>
+          <w:tcPr>
+            <w:tcW w:type="dxa" w:w="1608"/>
+          </w:tcPr>
+          <w:p>
+            <w:r>
+              <w:rPr>
+                <w:sz w:val="17"/>
+              </w:rPr>
+              <w:t>14</w:t>
+            </w:r>
+          </w:p>
+        </w:tc>
+        <w:tc>
+          <w:tcPr>
+            <w:tcW w:type="dxa" w:w="1608"/>
+          </w:tcPr>
+          <w:p>
+            <w:r>
+              <w:rPr>
+                <w:sz w:val="17"/>
+              </w:rPr>
+              <w:t>D2 Reasonable security safeguards are in place and documented</w:t>
+            </w:r>
+          </w:p>
+        </w:tc>
+        <w:tc>
+          <w:tcPr>
+            <w:tcW w:type="dxa" w:w="1608"/>
+          </w:tcPr>
+          <w:p>
+            <w:r>
+              <w:rPr>
+                <w:sz w:val="17"/>
+              </w:rPr>
+              <w:t>s.8(5), Act; Rule 6 (from 14 May 2027)</w:t>
+            </w:r>
+          </w:p>
+        </w:tc>
+        <w:tc>
+          <w:tcPr>
+            <w:tcW w:type="dxa" w:w="1608"/>
+          </w:tcPr>
+          <w:p>
+            <w:r>
+              <w:rPr>
+                <w:sz w:val="17"/>
+              </w:rPr>
+              <w:t>Partly met</w:t>
+            </w:r>
+          </w:p>
+        </w:tc>
+        <w:tc>
+          <w:tcPr>
+            <w:tcW w:type="dxa" w:w="1608"/>
+          </w:tcPr>
+          <w:p>
+            <w:r>
+              <w:rPr>
+                <w:sz w:val="17"/>
+              </w:rPr>
+              <w:t>High</w:t>
+            </w:r>
+          </w:p>
+        </w:tc>
+        <w:tc>
+          <w:tcPr>
+            <w:tcW w:type="dxa" w:w="1608"/>
+          </w:tcPr>
+          <w:p>
+            <w:r>
+              <w:rPr>
+                <w:sz w:val="17"/>
+              </w:rPr>
+              <w:t>+3.8</w:t>
             </w:r>
           </w:p>
         </w:tc>
@@ -1809,62 +1729,6 @@
           <w:b/>
           <w:sz w:val="19"/>
         </w:rPr>
-        <w:t xml:space="preserve">C5 — Social media posts do not identify an individual child. </w:t>
-      </w:r>
-      <w:r>
-        <w:rPr>
-          <w:sz w:val="19"/>
-        </w:rPr>
-        <w:t>Stop publishing a child's full name, class and photograph together. Use a first name only, or the class without the name, or the name without the class - and never a roll or admission number.</w:t>
-      </w:r>
-    </w:p>
-    <w:p>
-      <w:r>
-        <w:rPr>
-          <w:i w:val="0"/>
-          <w:color w:val="5A6B78"/>
-          <w:sz w:val="17"/>
-        </w:rPr>
-        <w:t>s.6(1), s.9(1), Act · in force · effort: low · domain: Children's data</w:t>
-      </w:r>
-    </w:p>
-    <w:p>
-      <w:pPr>
-        <w:pStyle w:val="ListNumber"/>
-      </w:pPr>
-      <w:r>
-        <w:rPr>
-          <w:b/>
-          <w:sz w:val="19"/>
-        </w:rPr>
-        <w:t xml:space="preserve">S1 — The student records system holds no category without a purpose. </w:t>
-      </w:r>
-      <w:r>
-        <w:rPr>
-          <w:sz w:val="19"/>
-        </w:rPr>
-        <w:t>Export the student master, list every column, and write the purpose beside each. Remove or mask the columns where the purpose column stays blank, starting with identifiers and free-text remarks.</w:t>
-      </w:r>
-    </w:p>
-    <w:p>
-      <w:r>
-        <w:rPr>
-          <w:i w:val="0"/>
-          <w:color w:val="5A6B78"/>
-          <w:sz w:val="17"/>
-        </w:rPr>
-        <w:t>s.6(1) proviso, s.5(1)(i), Act · in force · effort: medium · domain: Core systems</w:t>
-      </w:r>
-    </w:p>
-    <w:p>
-      <w:pPr>
-        <w:pStyle w:val="ListNumber"/>
-      </w:pPr>
-      <w:r>
-        <w:rPr>
-          <w:b/>
-          <w:sz w:val="19"/>
-        </w:rPr>
         <w:t xml:space="preserve">A1 — A privacy notice is published and reachable from the website. </w:t>
       </w:r>
       <w:r>
@@ -1893,13 +1757,13 @@
           <w:b/>
           <w:sz w:val="19"/>
         </w:rPr>
-        <w:t xml:space="preserve">S2 — Leavers are erased from the student system when retention ends. </w:t>
+        <w:t xml:space="preserve">E1 — A retention schedule exists and data is erased when the purpose ends. </w:t>
       </w:r>
       <w:r>
         <w:rPr>
           <w:sz w:val="19"/>
         </w:rPr>
-        <w:t>Fix a retention period per record class, ask the vendor in writing how a record is erased, and actually run the first deletion. Keep a deletion log.</w:t>
+        <w:t>Set a period per record class - unsuccessful enquiries, withdrawn students, alumni, CCTV, biometric attendance - and schedule the deletion. Keep only what a records rule requires.</w:t>
       </w:r>
     </w:p>
     <w:p>
@@ -1909,7 +1773,35 @@
           <w:color w:val="5A6B78"/>
           <w:sz w:val="17"/>
         </w:rPr>
-        <w:t>s.8(7), Act; Rule 8 · from 14 May 2027 · effort: high · domain: Core systems</w:t>
+        <w:t>s.8(7), Act; Rule 8 · from 14 May 2027 · effort: high · domain: Retention and erasure</w:t>
+      </w:r>
+    </w:p>
+    <w:p>
+      <w:pPr>
+        <w:pStyle w:val="ListNumber"/>
+      </w:pPr>
+      <w:r>
+        <w:rPr>
+          <w:b/>
+          <w:sz w:val="19"/>
+        </w:rPr>
+        <w:t xml:space="preserve">G1 — A written contract is in place with every data processor. </w:t>
+      </w:r>
+      <w:r>
+        <w:rPr>
+          <w:sz w:val="19"/>
+        </w:rPr>
+        <w:t>Add a data-processing addendum to each vendor agreement covering purpose limitation, security, sub-processing, breach reporting and deletion on exit.</w:t>
+      </w:r>
+    </w:p>
+    <w:p>
+      <w:r>
+        <w:rPr>
+          <w:i w:val="0"/>
+          <w:color w:val="5A6B78"/>
+          <w:sz w:val="17"/>
+        </w:rPr>
+        <w:t>s.8(2), Act · in force · effort: high · domain: Processors and third parties</w:t>
       </w:r>
     </w:p>
     <w:p>
@@ -2089,62 +1981,6 @@
           <w:b/>
           <w:sz w:val="19"/>
         </w:rPr>
-        <w:t xml:space="preserve">C6 — Posts featuring children are not paid for or boosted. </w:t>
-      </w:r>
-      <w:r>
-        <w:rPr>
-          <w:sz w:val="19"/>
-        </w:rPr>
-        <w:t>Never boost or promote a post that features students. Promote posts about facilities, admissions dates or staff instead.</w:t>
-      </w:r>
-    </w:p>
-    <w:p>
-      <w:r>
-        <w:rPr>
-          <w:i w:val="0"/>
-          <w:color w:val="5A6B78"/>
-          <w:sz w:val="17"/>
-        </w:rPr>
-        <w:t>s.9(3), Act · from 14 May 2027 · effort: low · domain: Children's data</w:t>
-      </w:r>
-    </w:p>
-    <w:p>
-      <w:pPr>
-        <w:pStyle w:val="ListNumber"/>
-      </w:pPr>
-      <w:r>
-        <w:rPr>
-          <w:b/>
-          <w:sz w:val="19"/>
-        </w:rPr>
-        <w:t xml:space="preserve">C8 — Staff do not publish student data from personal accounts. </w:t>
-      </w:r>
-      <w:r>
-        <w:rPr>
-          <w:sz w:val="19"/>
-        </w:rPr>
-        <w:t>Issue a one-page rule: student photographs and lists go out only from the school's official accounts, by a named person. Say what staff should do instead, not only what they must not do.</w:t>
-      </w:r>
-    </w:p>
-    <w:p>
-      <w:r>
-        <w:rPr>
-          <w:i w:val="0"/>
-          <w:color w:val="5A6B78"/>
-          <w:sz w:val="17"/>
-        </w:rPr>
-        <w:t>s.8(1), s.8(5), Act · in force · effort: low · domain: Children's data</w:t>
-      </w:r>
-    </w:p>
-    <w:p>
-      <w:pPr>
-        <w:pStyle w:val="ListNumber"/>
-      </w:pPr>
-      <w:r>
-        <w:rPr>
-          <w:b/>
-          <w:sz w:val="19"/>
-        </w:rPr>
         <w:t xml:space="preserve">B3 — Consent records are kept and are auditable. </w:t>
       </w:r>
       <w:r>
@@ -2166,6 +2002,62 @@
     </w:p>
     <w:p>
       <w:pPr>
+        <w:pStyle w:val="ListNumber"/>
+      </w:pPr>
+      <w:r>
+        <w:rPr>
+          <w:b/>
+          <w:sz w:val="19"/>
+        </w:rPr>
+        <w:t xml:space="preserve">F1 — Contact details of the person answering data questions are published. </w:t>
+      </w:r>
+      <w:r>
+        <w:rPr>
+          <w:sz w:val="19"/>
+        </w:rPr>
+        <w:t>Name a role - not an individual's personal mobile - publish a dedicated address such as dpo@school.edu.in on the policy page and the contact page, and route it to a monitored inbox.</w:t>
+      </w:r>
+    </w:p>
+    <w:p>
+      <w:r>
+        <w:rPr>
+          <w:i w:val="0"/>
+          <w:color w:val="5A6B78"/>
+          <w:sz w:val="17"/>
+        </w:rPr>
+        <w:t>s.5(1)(iii), s.8(9), Act; Rule 9 · in force · effort: low · domain: Governance and grievance</w:t>
+      </w:r>
+    </w:p>
+    <w:p>
+      <w:pPr>
+        <w:pStyle w:val="ListNumber"/>
+      </w:pPr>
+      <w:r>
+        <w:rPr>
+          <w:b/>
+          <w:sz w:val="19"/>
+        </w:rPr>
+        <w:t xml:space="preserve">D2 — Reasonable security safeguards are in place and documented. </w:t>
+      </w:r>
+      <w:r>
+        <w:rPr>
+          <w:sz w:val="19"/>
+        </w:rPr>
+        <w:t>Write a one-page security standard covering access control on the ERP, encryption of exports, a one-year log retention setting and a tested backup.</w:t>
+      </w:r>
+    </w:p>
+    <w:p>
+      <w:r>
+        <w:rPr>
+          <w:i w:val="0"/>
+          <w:color w:val="5A6B78"/>
+          <w:sz w:val="17"/>
+        </w:rPr>
+        <w:t>s.8(5), Act; Rule 6 · from 14 May 2027 · effort: high · domain: Security and breach</w:t>
+      </w:r>
+    </w:p>
+    <w:p>
+      <w:pPr>
         <w:pStyle w:val="Heading2"/>
       </w:pPr>
       <w:r>
@@ -2177,7 +2069,7 @@
         <w:pStyle w:val="ListBullet"/>
       </w:pPr>
       <w:r>
-        <w:t>C5 - Social media posts do not identify an individual child</w:t>
+        <w:t>A1 - A privacy notice is published and reachable from the website</w:t>
       </w:r>
     </w:p>
     <w:p>
@@ -2185,15 +2077,7 @@
         <w:pStyle w:val="ListBullet"/>
       </w:pPr>
       <w:r>
-        <w:t>S1 - The student records system holds no category without a purpose</w:t>
-      </w:r>
-    </w:p>
-    <w:p>
-      <w:pPr>
-        <w:pStyle w:val="ListBullet"/>
-      </w:pPr>
-      <w:r>
-        <w:t>A1 - A privacy notice is published and reachable from the website</w:t>
+        <w:t>G1 - A written contract is in place with every data processor</w:t>
       </w:r>
     </w:p>
     <w:p>
@@ -2249,14 +2133,6 @@
         <w:pStyle w:val="ListBullet"/>
       </w:pPr>
       <w:r>
-        <w:t>C8 - Staff do not publish student data from personal accounts</w:t>
-      </w:r>
-    </w:p>
-    <w:p>
-      <w:pPr>
-        <w:pStyle w:val="ListBullet"/>
-      </w:pPr>
-      <w:r>
         <w:t>B3 - Consent records are kept and are auditable</w:t>
       </w:r>
     </w:p>
@@ -2265,23 +2141,7 @@
         <w:pStyle w:val="ListBullet"/>
       </w:pPr>
       <w:r>
-        <w:t>C7 - Media consent is separate, granular and genuinely revocable</w:t>
-      </w:r>
-    </w:p>
-    <w:p>
-      <w:pPr>
-        <w:pStyle w:val="ListBullet"/>
-      </w:pPr>
-      <w:r>
         <w:t>F1 - Contact details of the person answering data questions are published</w:t>
-      </w:r>
-    </w:p>
-    <w:p>
-      <w:pPr>
-        <w:pStyle w:val="ListBullet"/>
-      </w:pPr>
-      <w:r>
-        <w:t>S4 - The learning platform is governed as a data processor</w:t>
       </w:r>
     </w:p>
     <w:p>
@@ -2313,7 +2173,7 @@
         <w:pStyle w:val="ListBullet"/>
       </w:pPr>
       <w:r>
-        <w:t>S2 - Leavers are erased from the student system when retention ends</w:t>
+        <w:t>E1 - A retention schedule exists and data is erased when the purpose ends</w:t>
       </w:r>
     </w:p>
     <w:p>
@@ -2321,7 +2181,7 @@
         <w:pStyle w:val="ListBullet"/>
       </w:pPr>
       <w:r>
-        <w:t>C6 - Posts featuring children are not paid for or boosted</w:t>
+        <w:t>D2 - Reasonable security safeguards are in place and documented</w:t>
       </w:r>
     </w:p>
     <w:p>
@@ -2948,214 +2808,6 @@
       </w:r>
     </w:p>
     <w:p>
-      <w:r>
-        <w:rPr>
-          <w:b/>
-          <w:color w:val="1F3B57"/>
-          <w:sz w:val="20"/>
-        </w:rPr>
-        <w:t>C5  Social media posts do not identify an individual child</w:t>
-      </w:r>
-    </w:p>
-    <w:p>
-      <w:r>
-        <w:rPr>
-          <w:b/>
-          <w:color w:val="B3321E"/>
-          <w:sz w:val="18"/>
-        </w:rPr>
-        <w:t>Gap</w:t>
-      </w:r>
-      <w:r>
-        <w:rPr>
-          <w:i w:val="0"/>
-          <w:color w:val="5A6B78"/>
-          <w:sz w:val="17"/>
-        </w:rPr>
-        <w:t xml:space="preserve">   s.6(1), s.9(1), Act (in force) · weight 7 · confidence medium · decided by social</w:t>
-      </w:r>
-    </w:p>
-    <w:p>
-      <w:r>
-        <w:rPr>
-          <w:sz w:val="19"/>
-        </w:rPr>
-        <w:t>2 of 5 post(s) reviewed name a child together with a class or section, and 1 carry a student identifier</w:t>
-      </w:r>
-    </w:p>
-    <w:p>
-      <w:pPr>
-        <w:pStyle w:val="ListBullet"/>
-      </w:pPr>
-      <w:r>
-        <w:rPr>
-          <w:sz w:val="17"/>
-        </w:rPr>
-        <w:t>https://fb.example/p/1: Aarav Sharma, class 5-b</w:t>
-      </w:r>
-    </w:p>
-    <w:p>
-      <w:pPr>
-        <w:pStyle w:val="ListBullet"/>
-      </w:pPr>
-      <w:r>
-        <w:rPr>
-          <w:sz w:val="17"/>
-        </w:rPr>
-        <w:t>https://ig.example/p/3: Priya Verma, class 10 a, roll no 24</w:t>
-      </w:r>
-    </w:p>
-    <w:p>
-      <w:pPr>
-        <w:pStyle w:val="ListBullet"/>
-      </w:pPr>
-      <w:r>
-        <w:rPr>
-          <w:sz w:val="17"/>
-        </w:rPr>
-        <w:t>1 post(s) carry a roll or admission number</w:t>
-      </w:r>
-    </w:p>
-    <w:p>
-      <w:r>
-        <w:rPr>
-          <w:i/>
-          <w:color w:val="5A6B78"/>
-          <w:sz w:val="17"/>
-        </w:rPr>
-        <w:t>Note for schools: The Fourth Schedule exemption does not reach a promotional post. Rule 12 with Part A covers academic activity and the safety of enrolled students; celebrating a result on Instagram is neither, so section 9(1) applies in full and verifiable parental consent is required.</w:t>
-      </w:r>
-    </w:p>
-    <w:p>
-      <w:r>
-        <w:rPr>
-          <w:b/>
-          <w:color w:val="1F3B57"/>
-          <w:sz w:val="20"/>
-        </w:rPr>
-        <w:t>C6  Posts featuring children are not paid for or boosted</w:t>
-      </w:r>
-    </w:p>
-    <w:p>
-      <w:r>
-        <w:rPr>
-          <w:b/>
-          <w:color w:val="B3321E"/>
-          <w:sz w:val="18"/>
-        </w:rPr>
-        <w:t>Gap</w:t>
-      </w:r>
-      <w:r>
-        <w:rPr>
-          <w:i w:val="0"/>
-          <w:color w:val="5A6B78"/>
-          <w:sz w:val="17"/>
-        </w:rPr>
-        <w:t xml:space="preserve">   s.9(3), Act (from 14 May 2027) · weight 4 · confidence medium · decided by social</w:t>
-      </w:r>
-    </w:p>
-    <w:p>
-      <w:r>
-        <w:rPr>
-          <w:sz w:val="19"/>
-        </w:rPr>
-        <w:t>1 boosted or paid post(s) feature students</w:t>
-      </w:r>
-    </w:p>
-    <w:p>
-      <w:pPr>
-        <w:pStyle w:val="ListBullet"/>
-      </w:pPr>
-      <w:r>
-        <w:rPr>
-          <w:sz w:val="17"/>
-        </w:rPr>
-        <w:t>https://ig.example/p/3</w:t>
-      </w:r>
-    </w:p>
-    <w:p>
-      <w:r>
-        <w:rPr>
-          <w:b/>
-          <w:color w:val="1F3B57"/>
-          <w:sz w:val="20"/>
-        </w:rPr>
-        <w:t>C7  Media consent is separate, granular and genuinely revocable</w:t>
-      </w:r>
-    </w:p>
-    <w:p>
-      <w:r>
-        <w:rPr>
-          <w:b/>
-          <w:color w:val="C98A16"/>
-          <w:sz w:val="18"/>
-        </w:rPr>
-        <w:t>Partly met</w:t>
-      </w:r>
-      <w:r>
-        <w:rPr>
-          <w:i w:val="0"/>
-          <w:color w:val="5A6B78"/>
-          <w:sz w:val="17"/>
-        </w:rPr>
-        <w:t xml:space="preserve">   s.6(1), s.6(4), s.9(1), Act (in force) · weight 7 · confidence medium · decided by questionnaire</w:t>
-      </w:r>
-    </w:p>
-    <w:p>
-      <w:r>
-        <w:rPr>
-          <w:sz w:val="19"/>
-        </w:rPr>
-        <w:t>self-assessed: partly</w:t>
-      </w:r>
-    </w:p>
-    <w:p>
-      <w:r>
-        <w:rPr>
-          <w:i/>
-          <w:color w:val="5A6B78"/>
-          <w:sz w:val="17"/>
-        </w:rPr>
-        <w:t>Note for schools: Withdrawal has to actually work. Deleting a post does not recall reshares, screenshots or forwards, so the school should promise only what it can deliver and say so plainly on the form.</w:t>
-      </w:r>
-    </w:p>
-    <w:p>
-      <w:r>
-        <w:rPr>
-          <w:b/>
-          <w:color w:val="1F3B57"/>
-          <w:sz w:val="20"/>
-        </w:rPr>
-        <w:t>C8  Staff do not publish student data from personal accounts</w:t>
-      </w:r>
-    </w:p>
-    <w:p>
-      <w:r>
-        <w:rPr>
-          <w:b/>
-          <w:color w:val="B3321E"/>
-          <w:sz w:val="18"/>
-        </w:rPr>
-        <w:t>Gap</w:t>
-      </w:r>
-      <w:r>
-        <w:rPr>
-          <w:i w:val="0"/>
-          <w:color w:val="5A6B78"/>
-          <w:sz w:val="17"/>
-        </w:rPr>
-        <w:t xml:space="preserve">   s.8(1), s.8(5), Act (in force) · weight 4 · confidence high · decided by questionnaire</w:t>
-      </w:r>
-    </w:p>
-    <w:p>
-      <w:r>
-        <w:rPr>
-          <w:sz w:val="19"/>
-        </w:rPr>
-        <w:t>self-assessed: no</w:t>
-      </w:r>
-    </w:p>
-    <w:p>
       <w:pPr>
         <w:pStyle w:val="Heading2"/>
       </w:pPr>
@@ -3235,10 +2887,10 @@
       <w:r>
         <w:rPr>
           <w:b/>
-          <w:color w:val="9AA5AD"/>
+          <w:color w:val="C98A16"/>
           <w:sz w:val="18"/>
         </w:rPr>
-        <w:t>Not assessed</w:t>
+        <w:t>Partly met</w:t>
       </w:r>
       <w:r>
         <w:rPr>
@@ -3246,7 +2898,7 @@
           <w:color w:val="5A6B78"/>
           <w:sz w:val="17"/>
         </w:rPr>
-        <w:t xml:space="preserve">   s.8(5), Act; Rule 6 (from 14 May 2027) · weight 6 · confidence low · decided by rules</w:t>
+        <w:t xml:space="preserve">   s.8(5), Act; Rule 6 (from 14 May 2027) · weight 6 · confidence medium · decided by questionnaire</w:t>
       </w:r>
     </w:p>
     <w:p>
@@ -3254,7 +2906,7 @@
         <w:rPr>
           <w:sz w:val="19"/>
         </w:rPr>
-        <w:t>this cannot be seen from a website; answer it in the internal-practices questionnaire</w:t>
+        <w:t>self-assessed: partly</w:t>
       </w:r>
     </w:p>
     <w:p>
@@ -3315,10 +2967,10 @@
       <w:r>
         <w:rPr>
           <w:b/>
-          <w:color w:val="9AA5AD"/>
+          <w:color w:val="B3321E"/>
           <w:sz w:val="18"/>
         </w:rPr>
-        <w:t>Not assessed</w:t>
+        <w:t>Gap</w:t>
       </w:r>
       <w:r>
         <w:rPr>
@@ -3326,7 +2978,7 @@
           <w:color w:val="5A6B78"/>
           <w:sz w:val="17"/>
         </w:rPr>
-        <w:t xml:space="preserve">   s.8(7), Act; Rule 8 (from 14 May 2027) · weight 6 · confidence low · decided by rules</w:t>
+        <w:t xml:space="preserve">   s.8(7), Act; Rule 8 (from 14 May 2027) · weight 6 · confidence high · decided by questionnaire</w:t>
       </w:r>
     </w:p>
     <w:p>
@@ -3334,7 +2986,7 @@
         <w:rPr>
           <w:sz w:val="19"/>
         </w:rPr>
-        <w:t>this cannot be seen from a website; answer it in the internal-practices questionnaire</w:t>
+        <w:t>self-assessed: no. no policy text could be read, so this could not be assessed from the website</w:t>
       </w:r>
     </w:p>
     <w:p>
@@ -3541,7 +3193,7 @@
         <w:pStyle w:val="Heading2"/>
       </w:pPr>
       <w:r>
-        <w:t>Core systems</w:t>
+        <w:t>Processors and third parties</w:t>
       </w:r>
     </w:p>
     <w:p>
@@ -3551,7 +3203,7 @@
           <w:color w:val="1F3B57"/>
           <w:sz w:val="20"/>
         </w:rPr>
-        <w:t>S1  The student records system holds no category without a purpose</w:t>
+        <w:t>G1  A written contract is in place with every data processor</w:t>
       </w:r>
     </w:p>
     <w:p>
@@ -3569,7 +3221,7 @@
           <w:color w:val="5A6B78"/>
           <w:sz w:val="17"/>
         </w:rPr>
-        <w:t xml:space="preserve">   s.6(1) proviso, s.5(1)(i), Act (in force) · weight 7 · confidence high · decided by systems</w:t>
+        <w:t xml:space="preserve">   s.8(2), Act (in force) · weight 6 · confidence high · decided by questionnaire</w:t>
       </w:r>
     </w:p>
     <w:p>
@@ -3577,256 +3229,7 @@
         <w:rPr>
           <w:sz w:val="19"/>
         </w:rPr>
-        <w:t>2 high-harm column(s) are held: Government identifier, Health, Possible caste category, Student identifier. Each needs a stated purpose or removal</w:t>
-      </w:r>
-    </w:p>
-    <w:p>
-      <w:pPr>
-        <w:pStyle w:val="ListBullet"/>
-      </w:pPr>
-      <w:r>
-        <w:rPr>
-          <w:sz w:val="17"/>
-        </w:rPr>
-        <w:t>Student records / ERP: column 'Aadhaar No' (Government identifier), populated in 80 of 120 rows</w:t>
-      </w:r>
-    </w:p>
-    <w:p>
-      <w:pPr>
-        <w:pStyle w:val="ListBullet"/>
-      </w:pPr>
-      <w:r>
-        <w:rPr>
-          <w:sz w:val="17"/>
-        </w:rPr>
-        <w:t>Student records / ERP: column 'Category' (Possible caste category), populated in 120 of 120 rows</w:t>
-      </w:r>
-    </w:p>
-    <w:p>
-      <w:r>
-        <w:rPr>
-          <w:i/>
-          <w:color w:val="5A6B78"/>
-          <w:sz w:val="17"/>
-        </w:rPr>
-        <w:t>Note for schools: Fee data is commercial administration rather than an academic activity, so the Fourth Schedule is a weaker shield over the fee side of the ERP than over the academic side.</w:t>
-      </w:r>
-    </w:p>
-    <w:p>
-      <w:r>
-        <w:rPr>
-          <w:b/>
-          <w:color w:val="1F3B57"/>
-          <w:sz w:val="20"/>
-        </w:rPr>
-        <w:t>S2  Leavers are erased from the student system when retention ends</w:t>
-      </w:r>
-    </w:p>
-    <w:p>
-      <w:r>
-        <w:rPr>
-          <w:b/>
-          <w:color w:val="B3321E"/>
-          <w:sz w:val="18"/>
-        </w:rPr>
-        <w:t>Gap</w:t>
-      </w:r>
-      <w:r>
-        <w:rPr>
-          <w:i w:val="0"/>
-          <w:color w:val="5A6B78"/>
-          <w:sz w:val="17"/>
-        </w:rPr>
-        <w:t xml:space="preserve">   s.8(7), Act; Rule 8 (from 14 May 2027) · weight 6 · confidence high · decided by systems</w:t>
-      </w:r>
-    </w:p>
-    <w:p>
-      <w:r>
-        <w:rPr>
-          <w:sz w:val="19"/>
-        </w:rPr>
-        <w:t>30 record(s) appear to belong to students who have left and are still held in full; self-assessed: no</w:t>
-      </w:r>
-    </w:p>
-    <w:p>
-      <w:pPr>
-        <w:pStyle w:val="ListBullet"/>
-      </w:pPr>
-      <w:r>
-        <w:rPr>
-          <w:sz w:val="17"/>
-        </w:rPr>
-        <w:t>Student records / ERP: 30 of 120 records look inactive or left</w:t>
-      </w:r>
-    </w:p>
-    <w:p>
-      <w:pPr>
-        <w:pStyle w:val="ListBullet"/>
-      </w:pPr>
-      <w:r>
-        <w:rPr>
-          <w:sz w:val="17"/>
-        </w:rPr>
-        <w:t>Student records / ERP: dates as old as 2001 appear in the data</w:t>
-      </w:r>
-    </w:p>
-    <w:p>
-      <w:pPr>
-        <w:pStyle w:val="ListBullet"/>
-      </w:pPr>
-      <w:r>
-        <w:rPr>
-          <w:sz w:val="17"/>
-        </w:rPr>
-        <w:t>Learning platform: dates as old as 2026 appear in the data</w:t>
-      </w:r>
-    </w:p>
-    <w:p>
-      <w:r>
-        <w:rPr>
-          <w:b/>
-          <w:color w:val="1F3B57"/>
-          <w:sz w:val="20"/>
-        </w:rPr>
-        <w:t>S3  Student data in the accounts is minimised and the retention conflict is recorded</w:t>
-      </w:r>
-    </w:p>
-    <w:p>
-      <w:r>
-        <w:rPr>
-          <w:b/>
-          <w:color w:val="9AA5AD"/>
-          <w:sz w:val="18"/>
-        </w:rPr>
-        <w:t>Not assessed</w:t>
-      </w:r>
-      <w:r>
-        <w:rPr>
-          <w:i w:val="0"/>
-          <w:color w:val="5A6B78"/>
-          <w:sz w:val="17"/>
-        </w:rPr>
-        <w:t xml:space="preserve">   s.6(1) proviso, s.8(7), Act (in force) · weight 5 · confidence low · decided by systems</w:t>
-      </w:r>
-    </w:p>
-    <w:p>
-      <w:r>
-        <w:rPr>
-          <w:sz w:val="19"/>
-        </w:rPr>
-        <w:t>this cannot be seen from a website; answer it in the internal-practices questionnaire</w:t>
-      </w:r>
-    </w:p>
-    <w:p>
-      <w:r>
-        <w:rPr>
-          <w:i/>
-          <w:color w:val="5A6B78"/>
-          <w:sz w:val="17"/>
-        </w:rPr>
-        <w:t>Note for schools: Statutory preservation is a lawful basis for retention. The failure is not keeping the books; it is keeping more than the books need, and never writing down why.</w:t>
-      </w:r>
-    </w:p>
-    <w:p>
-      <w:r>
-        <w:rPr>
-          <w:b/>
-          <w:color w:val="1F3B57"/>
-          <w:sz w:val="20"/>
-        </w:rPr>
-        <w:t>S4  The learning platform is governed as a data processor</w:t>
-      </w:r>
-    </w:p>
-    <w:p>
-      <w:r>
-        <w:rPr>
-          <w:b/>
-          <w:color w:val="C98A16"/>
-          <w:sz w:val="18"/>
-        </w:rPr>
-        <w:t>Partly met</w:t>
-      </w:r>
-      <w:r>
-        <w:rPr>
-          <w:i w:val="0"/>
-          <w:color w:val="5A6B78"/>
-          <w:sz w:val="17"/>
-        </w:rPr>
-        <w:t xml:space="preserve">   s.8(1), s.8(2), Act (in force) · weight 5 · confidence high · decided by systems</w:t>
-      </w:r>
-    </w:p>
-    <w:p>
-      <w:r>
-        <w:rPr>
-          <w:sz w:val="19"/>
-        </w:rPr>
-        <w:t>1 learning platform(s) reviewed; confirm a data-processing agreement is in place and what happens to student content when a class is archived</w:t>
-      </w:r>
-    </w:p>
-    <w:p>
-      <w:pPr>
-        <w:pStyle w:val="ListBullet"/>
-      </w:pPr>
-      <w:r>
-        <w:rPr>
-          <w:sz w:val="17"/>
-        </w:rPr>
-        <w:t>Learning platform: 3 records, 7 columns</w:t>
-      </w:r>
-    </w:p>
-    <w:p>
-      <w:pPr>
-        <w:pStyle w:val="ListBullet"/>
-      </w:pPr>
-      <w:r>
-        <w:rPr>
-          <w:sz w:val="17"/>
-        </w:rPr>
-        <w:t>categories held: Academic performance, Attendance, Contact, Name</w:t>
-      </w:r>
-    </w:p>
-    <w:p>
-      <w:pPr>
-        <w:pStyle w:val="Heading2"/>
-      </w:pPr>
-      <w:r>
-        <w:t>Processors and third parties</w:t>
-      </w:r>
-    </w:p>
-    <w:p>
-      <w:r>
-        <w:rPr>
-          <w:b/>
-          <w:color w:val="1F3B57"/>
-          <w:sz w:val="20"/>
-        </w:rPr>
-        <w:t>G1  A written contract is in place with every data processor</w:t>
-      </w:r>
-    </w:p>
-    <w:p>
-      <w:r>
-        <w:rPr>
-          <w:b/>
-          <w:color w:val="9AA5AD"/>
-          <w:sz w:val="18"/>
-        </w:rPr>
-        <w:t>Not assessed</w:t>
-      </w:r>
-      <w:r>
-        <w:rPr>
-          <w:i w:val="0"/>
-          <w:color w:val="5A6B78"/>
-          <w:sz w:val="17"/>
-        </w:rPr>
-        <w:t xml:space="preserve">   s.8(2), Act (in force) · weight 6 · confidence low · decided by rules</w:t>
-      </w:r>
-    </w:p>
-    <w:p>
-      <w:r>
-        <w:rPr>
-          <w:sz w:val="19"/>
-        </w:rPr>
-        <w:t>this cannot be seen from a website; answer it in the internal-practices questionnaire</w:t>
+        <w:t>self-assessed: no</w:t>
       </w:r>
     </w:p>
     <w:p>
@@ -4187,282 +3590,6 @@
         <w:pStyle w:val="Heading2"/>
       </w:pPr>
       <w:r>
-        <w:t>C5 — Social media posts do not identify an individual child</w:t>
-      </w:r>
-    </w:p>
-    <w:p>
-      <w:r>
-        <w:rPr>
-          <w:i w:val="0"/>
-          <w:color w:val="5A6B78"/>
-          <w:sz w:val="17"/>
-        </w:rPr>
-        <w:t>s.6(1), s.9(1), Act · residual risk: high</w:t>
-      </w:r>
-    </w:p>
-    <w:p>
-      <w:pPr>
-        <w:pStyle w:val="IntenseQuote"/>
-      </w:pPr>
-      <w:r>
-        <w:t>Agreed facts</w:t>
-      </w:r>
-    </w:p>
-    <w:p>
-      <w:pPr>
-        <w:pStyle w:val="ListBullet"/>
-      </w:pPr>
-      <w:r>
-        <w:t>2 of 5 post(s) reviewed name a child together with a class or section, and 1 carry a student identifier</w:t>
-      </w:r>
-    </w:p>
-    <w:p>
-      <w:pPr>
-        <w:pStyle w:val="ListBullet"/>
-      </w:pPr>
-      <w:r>
-        <w:t>https://fb.example/p/1: Aarav Sharma, class 5-b</w:t>
-      </w:r>
-    </w:p>
-    <w:p>
-      <w:pPr>
-        <w:pStyle w:val="ListBullet"/>
-      </w:pPr>
-      <w:r>
-        <w:t>https://ig.example/p/3: Priya Verma, class 10 a, roll no 24</w:t>
-      </w:r>
-    </w:p>
-    <w:p>
-      <w:pPr>
-        <w:pStyle w:val="ListBullet"/>
-      </w:pPr>
-      <w:r>
-        <w:t>1 post(s) carry a roll or admission number</w:t>
-      </w:r>
-    </w:p>
-    <w:tbl>
-      <w:tblPr>
-        <w:tblStyle w:val="LightGrid-Accent1"/>
-        <w:tblW w:type="auto" w:w="0"/>
-        <w:tblLook w:firstColumn="1" w:firstRow="1" w:lastColumn="0" w:lastRow="0" w:noHBand="0" w:noVBand="1" w:val="04A0"/>
-      </w:tblPr>
-      <w:tblGrid>
-        <w:gridCol w:w="4824"/>
-        <w:gridCol w:w="4824"/>
-      </w:tblGrid>
-      <w:tr>
-        <w:tc>
-          <w:tcPr>
-            <w:tcW w:type="dxa" w:w="4824"/>
-          </w:tcPr>
-          <w:p>
-            <w:r>
-              <w:rPr>
-                <w:b/>
-                <w:sz w:val="18"/>
-              </w:rPr>
-              <w:t>The institution's position</w:t>
-            </w:r>
-          </w:p>
-        </w:tc>
-        <w:tc>
-          <w:tcPr>
-            <w:tcW w:type="dxa" w:w="4824"/>
-          </w:tcPr>
-          <w:p>
-            <w:r>
-              <w:rPr>
-                <w:b/>
-                <w:sz w:val="18"/>
-              </w:rPr>
-              <w:t>The parent's or the Board's position</w:t>
-            </w:r>
-          </w:p>
-        </w:tc>
-      </w:tr>
-      <w:tr>
-        <w:tc>
-          <w:tcPr>
-            <w:tcW w:type="dxa" w:w="4824"/>
-          </w:tcPr>
-          <w:p>
-            <w:r>
-              <w:rPr>
-                <w:sz w:val="18"/>
-              </w:rPr>
-              <w:t>Parents want their children's achievements celebrated, and they are the first to share the post themselves. A school that stopped naming its students would be accused of not caring about them.</w:t>
-            </w:r>
-          </w:p>
-        </w:tc>
-        <w:tc>
-          <w:tcPr>
-            <w:tcW w:type="dxa" w:w="4824"/>
-          </w:tcPr>
-          <w:p>
-            <w:r>
-              <w:rPr>
-                <w:sz w:val="18"/>
-              </w:rPr>
-              <w:t>A full name, a class and a photograph together identify a specific child and disclose where that child is every weekday morning. The parent sharing it afterwards is making their own decision about their own child; the school publishing it to a public account is not, and no academic or safety purpose covers a promotional post.</w:t>
-            </w:r>
-          </w:p>
-        </w:tc>
-      </w:tr>
-    </w:tbl>
-    <w:p>
-      <w:r>
-        <w:rPr>
-          <w:b/>
-          <w:sz w:val="18"/>
-        </w:rPr>
-        <w:t xml:space="preserve">What decides it: </w:t>
-      </w:r>
-      <w:r>
-        <w:rPr>
-          <w:sz w:val="18"/>
-        </w:rPr>
-        <w:t>Look at the last twenty posts. Count how many carry a full name and a class together. The fix costs nothing - a first name alone, or the class without the name - and nobody feels less celebrated.</w:t>
-      </w:r>
-    </w:p>
-    <w:p>
-      <w:pPr>
-        <w:pStyle w:val="Heading2"/>
-      </w:pPr>
-      <w:r>
-        <w:t>S1 — The student records system holds no category without a purpose</w:t>
-      </w:r>
-    </w:p>
-    <w:p>
-      <w:r>
-        <w:rPr>
-          <w:i w:val="0"/>
-          <w:color w:val="5A6B78"/>
-          <w:sz w:val="17"/>
-        </w:rPr>
-        <w:t>s.6(1) proviso, s.5(1)(i), Act · residual risk: high</w:t>
-      </w:r>
-    </w:p>
-    <w:p>
-      <w:pPr>
-        <w:pStyle w:val="IntenseQuote"/>
-      </w:pPr>
-      <w:r>
-        <w:t>Agreed facts</w:t>
-      </w:r>
-    </w:p>
-    <w:p>
-      <w:pPr>
-        <w:pStyle w:val="ListBullet"/>
-      </w:pPr>
-      <w:r>
-        <w:t>2 high-harm column(s) are held: Government identifier, Health, Possible caste category, Student identifier. Each needs a stated purpose or removal</w:t>
-      </w:r>
-    </w:p>
-    <w:p>
-      <w:pPr>
-        <w:pStyle w:val="ListBullet"/>
-      </w:pPr>
-      <w:r>
-        <w:t>Student records / ERP: column 'Aadhaar No' (Government identifier), populated in 80 of 120 rows</w:t>
-      </w:r>
-    </w:p>
-    <w:p>
-      <w:pPr>
-        <w:pStyle w:val="ListBullet"/>
-      </w:pPr>
-      <w:r>
-        <w:t>Student records / ERP: column 'Category' (Possible caste category), populated in 120 of 120 rows</w:t>
-      </w:r>
-    </w:p>
-    <w:tbl>
-      <w:tblPr>
-        <w:tblStyle w:val="LightGrid-Accent1"/>
-        <w:tblW w:type="auto" w:w="0"/>
-        <w:tblLook w:firstColumn="1" w:firstRow="1" w:lastColumn="0" w:lastRow="0" w:noHBand="0" w:noVBand="1" w:val="04A0"/>
-      </w:tblPr>
-      <w:tblGrid>
-        <w:gridCol w:w="4824"/>
-        <w:gridCol w:w="4824"/>
-      </w:tblGrid>
-      <w:tr>
-        <w:tc>
-          <w:tcPr>
-            <w:tcW w:type="dxa" w:w="4824"/>
-          </w:tcPr>
-          <w:p>
-            <w:r>
-              <w:rPr>
-                <w:b/>
-                <w:sz w:val="18"/>
-              </w:rPr>
-              <w:t>The institution's position</w:t>
-            </w:r>
-          </w:p>
-        </w:tc>
-        <w:tc>
-          <w:tcPr>
-            <w:tcW w:type="dxa" w:w="4824"/>
-          </w:tcPr>
-          <w:p>
-            <w:r>
-              <w:rPr>
-                <w:b/>
-                <w:sz w:val="18"/>
-              </w:rPr>
-              <w:t>The parent's or the Board's position</w:t>
-            </w:r>
-          </w:p>
-        </w:tc>
-      </w:tr>
-      <w:tr>
-        <w:tc>
-          <w:tcPr>
-            <w:tcW w:type="dxa" w:w="4824"/>
-          </w:tcPr>
-          <w:p>
-            <w:r>
-              <w:rPr>
-                <w:sz w:val="18"/>
-              </w:rPr>
-              <w:t>The ERP was configured by the vendor to cover what schools generally need, and every field is there because some form or government return once asked for it.</w:t>
-            </w:r>
-          </w:p>
-        </w:tc>
-        <w:tc>
-          <w:tcPr>
-            <w:tcW w:type="dxa" w:w="4824"/>
-          </w:tcPr>
-          <w:p>
-            <w:r>
-              <w:rPr>
-                <w:sz w:val="18"/>
-              </w:rPr>
-              <w:t>Consent extends only to data necessary for the specified purpose. A field added for one return in 2019 and populated ever since is not covered by that return. Aadhaar and caste in particular need a statutory reason the school can name, not an inherited default.</w:t>
-            </w:r>
-          </w:p>
-        </w:tc>
-      </w:tr>
-    </w:tbl>
-    <w:p>
-      <w:r>
-        <w:rPr>
-          <w:b/>
-          <w:sz w:val="18"/>
-        </w:rPr>
-        <w:t xml:space="preserve">What decides it: </w:t>
-      </w:r>
-      <w:r>
-        <w:rPr>
-          <w:sz w:val="18"/>
-        </w:rPr>
-        <w:t>Print the column list and write the purpose beside each one. The columns where the purpose stays blank are the finding, and the vendor can usually switch them off in an afternoon.</w:t>
-      </w:r>
-    </w:p>
-    <w:p>
-      <w:pPr>
-        <w:pStyle w:val="Heading2"/>
-      </w:pPr>
-      <w:r>
         <w:t>A1 — A privacy notice is published and reachable from the website</w:t>
       </w:r>
     </w:p>
@@ -4581,7 +3708,7 @@
         <w:pStyle w:val="Heading2"/>
       </w:pPr>
       <w:r>
-        <w:t>S2 — Leavers are erased from the student system when retention ends</w:t>
+        <w:t>E1 — A retention schedule exists and data is erased when the purpose ends</w:t>
       </w:r>
     </w:p>
     <w:p>
@@ -4607,31 +3734,7 @@
         <w:pStyle w:val="ListBullet"/>
       </w:pPr>
       <w:r>
-        <w:t>30 record(s) appear to belong to students who have left and are still held in full; self-assessed: no</w:t>
-      </w:r>
-    </w:p>
-    <w:p>
-      <w:pPr>
-        <w:pStyle w:val="ListBullet"/>
-      </w:pPr>
-      <w:r>
-        <w:t>Student records / ERP: 30 of 120 records look inactive or left</w:t>
-      </w:r>
-    </w:p>
-    <w:p>
-      <w:pPr>
-        <w:pStyle w:val="ListBullet"/>
-      </w:pPr>
-      <w:r>
-        <w:t>Student records / ERP: dates as old as 2001 appear in the data</w:t>
-      </w:r>
-    </w:p>
-    <w:p>
-      <w:pPr>
-        <w:pStyle w:val="ListBullet"/>
-      </w:pPr>
-      <w:r>
-        <w:t>Learning platform: dates as old as 2026 appear in the data</w:t>
+        <w:t>self-assessed: no. no policy text could be read, so this could not be assessed from the website</w:t>
       </w:r>
     </w:p>
     <w:tbl>
@@ -4684,7 +3787,7 @@
               <w:rPr>
                 <w:sz w:val="18"/>
               </w:rPr>
-              <w:t>The school keeps former students' records because a transfer certificate or a verification request can arrive years later, and the ERP has no delete function in any case.</w:t>
+              <w:t>School records must be retained. CBSE requirements, transfer certificates and the possibility of a former student needing a document years later all demand it.</w:t>
             </w:r>
           </w:p>
         </w:tc>
@@ -4697,7 +3800,7 @@
               <w:rPr>
                 <w:sz w:val="18"/>
               </w:rPr>
-              <w:t>Retention required by law is permitted; retention because the software has no delete button is not a legal basis. Section 8(7) requires erasure once the purpose is spent, and the absence of a feature is a reason to ask the vendor for one, not a defence.</w:t>
+              <w:t>Retention required by law is permitted; indefinite retention of everything is not. The records that matter here are the ones no rule requires - enquiries from parents who never enrolled, CCTV from three years ago, biometric templates of students who left. Section 8(7) requires erasure once the purpose is spent.</w:t>
             </w:r>
           </w:p>
         </w:tc>
@@ -4715,7 +3818,125 @@
         <w:rPr>
           <w:sz w:val="18"/>
         </w:rPr>
-        <w:t>Ask the vendor in writing how deletion is performed, fix a period per record class, and run it once. A school that has never deleted anything cannot claim a retention policy exists.</w:t>
+        <w:t>Whether a written schedule exists naming a legal basis for each period, and whether anything has actually been deleted under it in the past year. A schedule never acted on is a document, not a control.</w:t>
+      </w:r>
+    </w:p>
+    <w:p>
+      <w:pPr>
+        <w:pStyle w:val="Heading2"/>
+      </w:pPr>
+      <w:r>
+        <w:t>G1 — A written contract is in place with every data processor</w:t>
+      </w:r>
+    </w:p>
+    <w:p>
+      <w:r>
+        <w:rPr>
+          <w:i w:val="0"/>
+          <w:color w:val="5A6B78"/>
+          <w:sz w:val="17"/>
+        </w:rPr>
+        <w:t>s.8(2), Act · residual risk: high</w:t>
+      </w:r>
+    </w:p>
+    <w:p>
+      <w:pPr>
+        <w:pStyle w:val="IntenseQuote"/>
+      </w:pPr>
+      <w:r>
+        <w:t>Agreed facts</w:t>
+      </w:r>
+    </w:p>
+    <w:p>
+      <w:pPr>
+        <w:pStyle w:val="ListBullet"/>
+      </w:pPr>
+      <w:r>
+        <w:t>self-assessed: no</w:t>
+      </w:r>
+    </w:p>
+    <w:tbl>
+      <w:tblPr>
+        <w:tblStyle w:val="LightGrid-Accent1"/>
+        <w:tblW w:type="auto" w:w="0"/>
+        <w:tblLook w:firstColumn="1" w:firstRow="1" w:lastColumn="0" w:lastRow="0" w:noHBand="0" w:noVBand="1" w:val="04A0"/>
+      </w:tblPr>
+      <w:tblGrid>
+        <w:gridCol w:w="4824"/>
+        <w:gridCol w:w="4824"/>
+      </w:tblGrid>
+      <w:tr>
+        <w:tc>
+          <w:tcPr>
+            <w:tcW w:type="dxa" w:w="4824"/>
+          </w:tcPr>
+          <w:p>
+            <w:r>
+              <w:rPr>
+                <w:b/>
+                <w:sz w:val="18"/>
+              </w:rPr>
+              <w:t>The institution's position</w:t>
+            </w:r>
+          </w:p>
+        </w:tc>
+        <w:tc>
+          <w:tcPr>
+            <w:tcW w:type="dxa" w:w="4824"/>
+          </w:tcPr>
+          <w:p>
+            <w:r>
+              <w:rPr>
+                <w:b/>
+                <w:sz w:val="18"/>
+              </w:rPr>
+              <w:t>The parent's or the Board's position</w:t>
+            </w:r>
+          </w:p>
+        </w:tc>
+      </w:tr>
+      <w:tr>
+        <w:tc>
+          <w:tcPr>
+            <w:tcW w:type="dxa" w:w="4824"/>
+          </w:tcPr>
+          <w:p>
+            <w:r>
+              <w:rPr>
+                <w:sz w:val="18"/>
+              </w:rPr>
+              <w:t>The school buys standard products from established vendors on the vendors' own terms. A school of this size has no bargaining power to rewrite a national vendor's contract.</w:t>
+            </w:r>
+          </w:p>
+        </w:tc>
+        <w:tc>
+          <w:tcPr>
+            <w:tcW w:type="dxa" w:w="4824"/>
+          </w:tcPr>
+          <w:p>
+            <w:r>
+              <w:rPr>
+                <w:sz w:val="18"/>
+              </w:rPr>
+              <w:t>Section 8(2) permits engagement of a processor only under a valid contract. Limited bargaining power is a commercial fact, not a legal defence - it is a reason to ask, to choose a different vendor, or to record the risk the school has knowingly accepted. Most vendors now have a data-processing addendum ready and will send it if asked.</w:t>
+            </w:r>
+          </w:p>
+        </w:tc>
+      </w:tr>
+    </w:tbl>
+    <w:p>
+      <w:r>
+        <w:rPr>
+          <w:b/>
+          <w:sz w:val="18"/>
+        </w:rPr>
+        <w:t xml:space="preserve">What decides it: </w:t>
+      </w:r>
+      <w:r>
+        <w:rPr>
+          <w:sz w:val="18"/>
+        </w:rPr>
+        <w:t>Whether a signed data-processing clause exists for each vendor holding student data. This is a document-production question, not an argument.</w:t>
       </w:r>
     </w:p>
     <w:p>
@@ -5231,6 +4452,132 @@
       </w:r>
     </w:p>
     <w:p>
+      <w:pPr>
+        <w:pStyle w:val="Heading2"/>
+      </w:pPr>
+      <w:r>
+        <w:t>G2 — Third-party trackers on the website are disclosed and justified</w:t>
+      </w:r>
+    </w:p>
+    <w:p>
+      <w:r>
+        <w:rPr>
+          <w:i w:val="0"/>
+          <w:color w:val="5A6B78"/>
+          <w:sz w:val="17"/>
+        </w:rPr>
+        <w:t>s.5, s.6, s.9(3), Act · residual risk: medium</w:t>
+      </w:r>
+    </w:p>
+    <w:p>
+      <w:pPr>
+        <w:pStyle w:val="IntenseQuote"/>
+      </w:pPr>
+      <w:r>
+        <w:t>Agreed facts</w:t>
+      </w:r>
+    </w:p>
+    <w:p>
+      <w:pPr>
+        <w:pStyle w:val="ListBullet"/>
+      </w:pPr>
+      <w:r>
+        <w:t>2 third-party tracker host(s) load but none is named in the published policy</w:t>
+      </w:r>
+    </w:p>
+    <w:p>
+      <w:pPr>
+        <w:pStyle w:val="ListBullet"/>
+      </w:pPr>
+      <w:r>
+        <w:t>detected: connect.facebook.net, www.googletagmanager.com</w:t>
+      </w:r>
+    </w:p>
+    <w:tbl>
+      <w:tblPr>
+        <w:tblStyle w:val="LightGrid-Accent1"/>
+        <w:tblW w:type="auto" w:w="0"/>
+        <w:tblLook w:firstColumn="1" w:firstRow="1" w:lastColumn="0" w:lastRow="0" w:noHBand="0" w:noVBand="1" w:val="04A0"/>
+      </w:tblPr>
+      <w:tblGrid>
+        <w:gridCol w:w="4824"/>
+        <w:gridCol w:w="4824"/>
+      </w:tblGrid>
+      <w:tr>
+        <w:tc>
+          <w:tcPr>
+            <w:tcW w:type="dxa" w:w="4824"/>
+          </w:tcPr>
+          <w:p>
+            <w:r>
+              <w:rPr>
+                <w:b/>
+                <w:sz w:val="18"/>
+              </w:rPr>
+              <w:t>The institution's position</w:t>
+            </w:r>
+          </w:p>
+        </w:tc>
+        <w:tc>
+          <w:tcPr>
+            <w:tcW w:type="dxa" w:w="4824"/>
+          </w:tcPr>
+          <w:p>
+            <w:r>
+              <w:rPr>
+                <w:b/>
+                <w:sz w:val="18"/>
+              </w:rPr>
+              <w:t>The parent's or the Board's position</w:t>
+            </w:r>
+          </w:p>
+        </w:tc>
+      </w:tr>
+      <w:tr>
+        <w:tc>
+          <w:tcPr>
+            <w:tcW w:type="dxa" w:w="4824"/>
+          </w:tcPr>
+          <w:p>
+            <w:r>
+              <w:rPr>
+                <w:sz w:val="18"/>
+              </w:rPr>
+              <w:t>The scripts on the website are standard tools that every site uses. The school did not choose them individually; the web designer installed them.</w:t>
+            </w:r>
+          </w:p>
+        </w:tc>
+        <w:tc>
+          <w:tcPr>
+            <w:tcW w:type="dxa" w:w="4824"/>
+          </w:tcPr>
+          <w:p>
+            <w:r>
+              <w:rPr>
+                <w:sz w:val="18"/>
+              </w:rPr>
+              <w:t>Every third-party script loading on a school page discloses the visitor's data to that third party. Sections 5 and 6 require them to be named in the notice and consented to, and the school - not the web designer - is the Data Fiduciary answerable for them.</w:t>
+            </w:r>
+          </w:p>
+        </w:tc>
+      </w:tr>
+    </w:tbl>
+    <w:p>
+      <w:r>
+        <w:rPr>
+          <w:b/>
+          <w:sz w:val="18"/>
+        </w:rPr>
+        <w:t xml:space="preserve">What decides it: </w:t>
+      </w:r>
+      <w:r>
+        <w:rPr>
+          <w:sz w:val="18"/>
+        </w:rPr>
+        <w:t>Compare the list of scripts the scan found against the list named in the policy. The difference is the finding.</w:t>
+      </w:r>
+    </w:p>
+    <w:p>
       <w:r>
         <w:br w:type="page"/>
       </w:r>
@@ -5245,14 +4592,14 @@
     </w:p>
     <w:p>
       <w:r>
-        <w:t>10 of 39 lines completed (26% of assessable lines).</w:t>
+        <w:t>10 of 26 lines completed (38% of assessable lines).</w:t>
       </w:r>
     </w:p>
     <w:p>
       <w:r>
         <w:drawing>
           <wp:inline xmlns:a="http://schemas.openxmlformats.org/drawingml/2006/main" xmlns:pic="http://schemas.openxmlformats.org/drawingml/2006/picture">
-            <wp:extent cx="5852160" cy="3957741"/>
+            <wp:extent cx="5852160" cy="3273321"/>
             <wp:docPr id="3" name="Picture 3"/>
             <wp:cNvGraphicFramePr>
               <a:graphicFrameLocks noChangeAspect="1"/>
@@ -5273,7 +4620,7 @@
                   <pic:spPr>
                     <a:xfrm>
                       <a:off x="0" y="0"/>
-                      <a:ext cx="5852160" cy="3957741"/>
+                      <a:ext cx="5852160" cy="3273321"/>
                     </a:xfrm>
                     <a:prstGeom prst="rect"/>
                   </pic:spPr>
@@ -6209,85 +5556,6 @@
           </w:p>
         </w:tc>
       </w:tr>
-    </w:tbl>
-    <w:p>
-      <w:pPr>
-        <w:pStyle w:val="Heading2"/>
-      </w:pPr>
-      <w:r>
-        <w:t>Publication and Social Media</w:t>
-      </w:r>
-    </w:p>
-    <w:tbl>
-      <w:tblPr>
-        <w:tblStyle w:val="LightGrid-Accent1"/>
-        <w:tblW w:type="auto" w:w="0"/>
-        <w:tblLook w:firstColumn="1" w:firstRow="1" w:lastColumn="0" w:lastRow="0" w:noHBand="0" w:noVBand="1" w:val="04A0"/>
-      </w:tblPr>
-      <w:tblGrid>
-        <w:gridCol w:w="2412"/>
-        <w:gridCol w:w="2412"/>
-        <w:gridCol w:w="2412"/>
-        <w:gridCol w:w="2412"/>
-      </w:tblGrid>
-      <w:tr>
-        <w:tc>
-          <w:tcPr>
-            <w:tcW w:type="dxa" w:w="2412"/>
-          </w:tcPr>
-          <w:p>
-            <w:r>
-              <w:rPr>
-                <w:b/>
-                <w:sz w:val="18"/>
-              </w:rPr>
-              <w:t>Ref</w:t>
-            </w:r>
-          </w:p>
-        </w:tc>
-        <w:tc>
-          <w:tcPr>
-            <w:tcW w:type="dxa" w:w="2412"/>
-          </w:tcPr>
-          <w:p>
-            <w:r>
-              <w:rPr>
-                <w:b/>
-                <w:sz w:val="18"/>
-              </w:rPr>
-              <w:t>Question</w:t>
-            </w:r>
-          </w:p>
-        </w:tc>
-        <w:tc>
-          <w:tcPr>
-            <w:tcW w:type="dxa" w:w="2412"/>
-          </w:tcPr>
-          <w:p>
-            <w:r>
-              <w:rPr>
-                <w:b/>
-                <w:sz w:val="18"/>
-              </w:rPr>
-              <w:t>Status</w:t>
-            </w:r>
-          </w:p>
-        </w:tc>
-        <w:tc>
-          <w:tcPr>
-            <w:tcW w:type="dxa" w:w="2412"/>
-          </w:tcPr>
-          <w:p>
-            <w:r>
-              <w:rPr>
-                <w:b/>
-                <w:sz w:val="18"/>
-              </w:rPr>
-              <w:t>Evidence to see</w:t>
-            </w:r>
-          </w:p>
-        </w:tc>
-      </w:tr>
       <w:tr>
         <w:tc>
           <w:tcPr>
@@ -6299,165 +5567,6 @@
                 <w:sz w:val="17"/>
               </w:rPr>
               <w:t>Q14</w:t>
-            </w:r>
-          </w:p>
-        </w:tc>
-        <w:tc>
-          <w:tcPr>
-            <w:tcW w:type="dxa" w:w="2412"/>
-          </w:tcPr>
-          <w:p>
-            <w:r>
-              <w:rPr>
-                <w:sz w:val="17"/>
-              </w:rPr>
-              <w:t>Is media consent taken on a separate form, rather than as a clause inside the admission form?</w:t>
-            </w:r>
-          </w:p>
-        </w:tc>
-        <w:tc>
-          <w:tcPr>
-            <w:tcW w:type="dxa" w:w="2412"/>
-          </w:tcPr>
-          <w:p>
-            <w:r>
-              <w:rPr>
-                <w:sz w:val="17"/>
-              </w:rPr>
-            </w:r>
-          </w:p>
-        </w:tc>
-        <w:tc>
-          <w:tcPr>
-            <w:tcW w:type="dxa" w:w="2412"/>
-          </w:tcPr>
-          <w:p>
-            <w:r>
-              <w:rPr>
-                <w:sz w:val="17"/>
-              </w:rPr>
-              <w:t>The media consent form itself.</w:t>
-            </w:r>
-          </w:p>
-        </w:tc>
-      </w:tr>
-      <w:tr>
-        <w:tc>
-          <w:tcPr>
-            <w:tcW w:type="dxa" w:w="2412"/>
-          </w:tcPr>
-          <w:p>
-            <w:r>
-              <w:rPr>
-                <w:sz w:val="17"/>
-              </w:rPr>
-              <w:t>Q15</w:t>
-            </w:r>
-          </w:p>
-        </w:tc>
-        <w:tc>
-          <w:tcPr>
-            <w:tcW w:type="dxa" w:w="2412"/>
-          </w:tcPr>
-          <w:p>
-            <w:r>
-              <w:rPr>
-                <w:sz w:val="17"/>
-              </w:rPr>
-              <w:t>Does that consent distinguish between channels - website, social media, prospectus, press, parent groups?</w:t>
-            </w:r>
-          </w:p>
-        </w:tc>
-        <w:tc>
-          <w:tcPr>
-            <w:tcW w:type="dxa" w:w="2412"/>
-          </w:tcPr>
-          <w:p>
-            <w:r>
-              <w:rPr>
-                <w:sz w:val="17"/>
-              </w:rPr>
-            </w:r>
-          </w:p>
-        </w:tc>
-        <w:tc>
-          <w:tcPr>
-            <w:tcW w:type="dxa" w:w="2412"/>
-          </w:tcPr>
-          <w:p>
-            <w:r>
-              <w:rPr>
-                <w:sz w:val="17"/>
-              </w:rPr>
-              <w:t>The form, and whether it has separate ticks.</w:t>
-            </w:r>
-          </w:p>
-        </w:tc>
-      </w:tr>
-      <w:tr>
-        <w:tc>
-          <w:tcPr>
-            <w:tcW w:type="dxa" w:w="2412"/>
-          </w:tcPr>
-          <w:p>
-            <w:r>
-              <w:rPr>
-                <w:sz w:val="17"/>
-              </w:rPr>
-              <w:t>Q16</w:t>
-            </w:r>
-          </w:p>
-        </w:tc>
-        <w:tc>
-          <w:tcPr>
-            <w:tcW w:type="dxa" w:w="2412"/>
-          </w:tcPr>
-          <w:p>
-            <w:r>
-              <w:rPr>
-                <w:sz w:val="17"/>
-              </w:rPr>
-              <w:t>Has a parent ever withdrawn media consent, and was the content actually taken down?</w:t>
-            </w:r>
-          </w:p>
-        </w:tc>
-        <w:tc>
-          <w:tcPr>
-            <w:tcW w:type="dxa" w:w="2412"/>
-          </w:tcPr>
-          <w:p>
-            <w:r>
-              <w:rPr>
-                <w:sz w:val="17"/>
-              </w:rPr>
-            </w:r>
-          </w:p>
-        </w:tc>
-        <w:tc>
-          <w:tcPr>
-            <w:tcW w:type="dxa" w:w="2412"/>
-          </w:tcPr>
-          <w:p>
-            <w:r>
-              <w:rPr>
-                <w:sz w:val="17"/>
-              </w:rPr>
-              <w:t>The withdrawal register and evidence of the takedown.</w:t>
-            </w:r>
-          </w:p>
-        </w:tc>
-      </w:tr>
-      <w:tr>
-        <w:tc>
-          <w:tcPr>
-            <w:tcW w:type="dxa" w:w="2412"/>
-          </w:tcPr>
-          <w:p>
-            <w:r>
-              <w:rPr>
-                <w:sz w:val="17"/>
-              </w:rPr>
-              <w:t>Q17</w:t>
             </w:r>
           </w:p>
         </w:tc>
@@ -6496,668 +5605,6 @@
                 <w:sz w:val="17"/>
               </w:rPr>
               <w:t>The list, and whoever checks it.</w:t>
-            </w:r>
-          </w:p>
-        </w:tc>
-      </w:tr>
-      <w:tr>
-        <w:tc>
-          <w:tcPr>
-            <w:tcW w:type="dxa" w:w="2412"/>
-          </w:tcPr>
-          <w:p>
-            <w:r>
-              <w:rPr>
-                <w:sz w:val="17"/>
-              </w:rPr>
-              <w:t>Q18</w:t>
-            </w:r>
-          </w:p>
-        </w:tc>
-        <w:tc>
-          <w:tcPr>
-            <w:tcW w:type="dxa" w:w="2412"/>
-          </w:tcPr>
-          <w:p>
-            <w:r>
-              <w:rPr>
-                <w:sz w:val="17"/>
-              </w:rPr>
-              <w:t>Is there a written rule that student photographs and lists go out only from official school accounts?</w:t>
-            </w:r>
-          </w:p>
-        </w:tc>
-        <w:tc>
-          <w:tcPr>
-            <w:tcW w:type="dxa" w:w="2412"/>
-          </w:tcPr>
-          <w:p>
-            <w:r>
-              <w:rPr>
-                <w:sz w:val="17"/>
-              </w:rPr>
-            </w:r>
-          </w:p>
-        </w:tc>
-        <w:tc>
-          <w:tcPr>
-            <w:tcW w:type="dxa" w:w="2412"/>
-          </w:tcPr>
-          <w:p>
-            <w:r>
-              <w:rPr>
-                <w:sz w:val="17"/>
-              </w:rPr>
-              <w:t>The circular or staff handbook page.</w:t>
-            </w:r>
-          </w:p>
-        </w:tc>
-      </w:tr>
-      <w:tr>
-        <w:tc>
-          <w:tcPr>
-            <w:tcW w:type="dxa" w:w="2412"/>
-          </w:tcPr>
-          <w:p>
-            <w:r>
-              <w:rPr>
-                <w:sz w:val="17"/>
-              </w:rPr>
-              <w:t>Q19</w:t>
-            </w:r>
-          </w:p>
-        </w:tc>
-        <w:tc>
-          <w:tcPr>
-            <w:tcW w:type="dxa" w:w="2412"/>
-          </w:tcPr>
-          <w:p>
-            <w:r>
-              <w:rPr>
-                <w:sz w:val="17"/>
-              </w:rPr>
-              <w:t>Has any post featuring students been boosted or paid for?</w:t>
-            </w:r>
-          </w:p>
-        </w:tc>
-        <w:tc>
-          <w:tcPr>
-            <w:tcW w:type="dxa" w:w="2412"/>
-          </w:tcPr>
-          <w:p>
-            <w:r>
-              <w:rPr>
-                <w:sz w:val="17"/>
-              </w:rPr>
-            </w:r>
-          </w:p>
-        </w:tc>
-        <w:tc>
-          <w:tcPr>
-            <w:tcW w:type="dxa" w:w="2412"/>
-          </w:tcPr>
-          <w:p>
-            <w:r>
-              <w:rPr>
-                <w:sz w:val="17"/>
-              </w:rPr>
-              <w:t>The platform's ad or promotions history.</w:t>
-            </w:r>
-          </w:p>
-        </w:tc>
-      </w:tr>
-      <w:tr>
-        <w:tc>
-          <w:tcPr>
-            <w:tcW w:type="dxa" w:w="2412"/>
-          </w:tcPr>
-          <w:p>
-            <w:r>
-              <w:rPr>
-                <w:sz w:val="17"/>
-              </w:rPr>
-              <w:t>Q20</w:t>
-            </w:r>
-          </w:p>
-        </w:tc>
-        <w:tc>
-          <w:tcPr>
-            <w:tcW w:type="dxa" w:w="2412"/>
-          </w:tcPr>
-          <w:p>
-            <w:r>
-              <w:rPr>
-                <w:sz w:val="17"/>
-              </w:rPr>
-              <w:t>Is every official social media account of the school known and listed, including old or branch accounts?</w:t>
-            </w:r>
-          </w:p>
-        </w:tc>
-        <w:tc>
-          <w:tcPr>
-            <w:tcW w:type="dxa" w:w="2412"/>
-          </w:tcPr>
-          <w:p>
-            <w:r>
-              <w:rPr>
-                <w:sz w:val="17"/>
-              </w:rPr>
-            </w:r>
-          </w:p>
-        </w:tc>
-        <w:tc>
-          <w:tcPr>
-            <w:tcW w:type="dxa" w:w="2412"/>
-          </w:tcPr>
-          <w:p>
-            <w:r>
-              <w:rPr>
-                <w:sz w:val="17"/>
-              </w:rPr>
-              <w:t>The list of handles, checked by searching the school's name on each platform.</w:t>
-            </w:r>
-          </w:p>
-        </w:tc>
-      </w:tr>
-    </w:tbl>
-    <w:p>
-      <w:pPr>
-        <w:pStyle w:val="Heading2"/>
-      </w:pPr>
-      <w:r>
-        <w:t>Core Systems</w:t>
-      </w:r>
-    </w:p>
-    <w:tbl>
-      <w:tblPr>
-        <w:tblStyle w:val="LightGrid-Accent1"/>
-        <w:tblW w:type="auto" w:w="0"/>
-        <w:tblLook w:firstColumn="1" w:firstRow="1" w:lastColumn="0" w:lastRow="0" w:noHBand="0" w:noVBand="1" w:val="04A0"/>
-      </w:tblPr>
-      <w:tblGrid>
-        <w:gridCol w:w="2412"/>
-        <w:gridCol w:w="2412"/>
-        <w:gridCol w:w="2412"/>
-        <w:gridCol w:w="2412"/>
-      </w:tblGrid>
-      <w:tr>
-        <w:tc>
-          <w:tcPr>
-            <w:tcW w:type="dxa" w:w="2412"/>
-          </w:tcPr>
-          <w:p>
-            <w:r>
-              <w:rPr>
-                <w:b/>
-                <w:sz w:val="18"/>
-              </w:rPr>
-              <w:t>Ref</w:t>
-            </w:r>
-          </w:p>
-        </w:tc>
-        <w:tc>
-          <w:tcPr>
-            <w:tcW w:type="dxa" w:w="2412"/>
-          </w:tcPr>
-          <w:p>
-            <w:r>
-              <w:rPr>
-                <w:b/>
-                <w:sz w:val="18"/>
-              </w:rPr>
-              <w:t>Question</w:t>
-            </w:r>
-          </w:p>
-        </w:tc>
-        <w:tc>
-          <w:tcPr>
-            <w:tcW w:type="dxa" w:w="2412"/>
-          </w:tcPr>
-          <w:p>
-            <w:r>
-              <w:rPr>
-                <w:b/>
-                <w:sz w:val="18"/>
-              </w:rPr>
-              <w:t>Status</w:t>
-            </w:r>
-          </w:p>
-        </w:tc>
-        <w:tc>
-          <w:tcPr>
-            <w:tcW w:type="dxa" w:w="2412"/>
-          </w:tcPr>
-          <w:p>
-            <w:r>
-              <w:rPr>
-                <w:b/>
-                <w:sz w:val="18"/>
-              </w:rPr>
-              <w:t>Evidence to see</w:t>
-            </w:r>
-          </w:p>
-        </w:tc>
-      </w:tr>
-      <w:tr>
-        <w:tc>
-          <w:tcPr>
-            <w:tcW w:type="dxa" w:w="2412"/>
-          </w:tcPr>
-          <w:p>
-            <w:r>
-              <w:rPr>
-                <w:sz w:val="17"/>
-              </w:rPr>
-              <w:t>Q21</w:t>
-            </w:r>
-          </w:p>
-        </w:tc>
-        <w:tc>
-          <w:tcPr>
-            <w:tcW w:type="dxa" w:w="2412"/>
-          </w:tcPr>
-          <w:p>
-            <w:r>
-              <w:rPr>
-                <w:sz w:val="17"/>
-              </w:rPr>
-              <w:t>Has every column in the student records system been reviewed against a stated purpose?</w:t>
-            </w:r>
-          </w:p>
-        </w:tc>
-        <w:tc>
-          <w:tcPr>
-            <w:tcW w:type="dxa" w:w="2412"/>
-          </w:tcPr>
-          <w:p>
-            <w:r>
-              <w:rPr>
-                <w:sz w:val="17"/>
-              </w:rPr>
-            </w:r>
-          </w:p>
-        </w:tc>
-        <w:tc>
-          <w:tcPr>
-            <w:tcW w:type="dxa" w:w="2412"/>
-          </w:tcPr>
-          <w:p>
-            <w:r>
-              <w:rPr>
-                <w:sz w:val="17"/>
-              </w:rPr>
-              <w:t>The export, with a purpose written beside each column.</w:t>
-            </w:r>
-          </w:p>
-        </w:tc>
-      </w:tr>
-      <w:tr>
-        <w:tc>
-          <w:tcPr>
-            <w:tcW w:type="dxa" w:w="2412"/>
-          </w:tcPr>
-          <w:p>
-            <w:r>
-              <w:rPr>
-                <w:sz w:val="17"/>
-              </w:rPr>
-              <w:t>Q22</w:t>
-            </w:r>
-          </w:p>
-        </w:tc>
-        <w:tc>
-          <w:tcPr>
-            <w:tcW w:type="dxa" w:w="2412"/>
-          </w:tcPr>
-          <w:p>
-            <w:r>
-              <w:rPr>
-                <w:sz w:val="17"/>
-              </w:rPr>
-              <w:t>Has the vendor confirmed in writing how a student record is erased, and has a deletion actually been run?</w:t>
-            </w:r>
-          </w:p>
-        </w:tc>
-        <w:tc>
-          <w:tcPr>
-            <w:tcW w:type="dxa" w:w="2412"/>
-          </w:tcPr>
-          <w:p>
-            <w:r>
-              <w:rPr>
-                <w:sz w:val="17"/>
-              </w:rPr>
-            </w:r>
-          </w:p>
-        </w:tc>
-        <w:tc>
-          <w:tcPr>
-            <w:tcW w:type="dxa" w:w="2412"/>
-          </w:tcPr>
-          <w:p>
-            <w:r>
-              <w:rPr>
-                <w:sz w:val="17"/>
-              </w:rPr>
-              <w:t>The vendor's written answer and the deletion log.</w:t>
-            </w:r>
-          </w:p>
-        </w:tc>
-      </w:tr>
-      <w:tr>
-        <w:tc>
-          <w:tcPr>
-            <w:tcW w:type="dxa" w:w="2412"/>
-          </w:tcPr>
-          <w:p>
-            <w:r>
-              <w:rPr>
-                <w:sz w:val="17"/>
-              </w:rPr>
-              <w:t>Q23</w:t>
-            </w:r>
-          </w:p>
-        </w:tc>
-        <w:tc>
-          <w:tcPr>
-            <w:tcW w:type="dxa" w:w="2412"/>
-          </w:tcPr>
-          <w:p>
-            <w:r>
-              <w:rPr>
-                <w:sz w:val="17"/>
-              </w:rPr>
-              <w:t>Can the school produce, export or delete one named student's full record on request?</w:t>
-            </w:r>
-          </w:p>
-        </w:tc>
-        <w:tc>
-          <w:tcPr>
-            <w:tcW w:type="dxa" w:w="2412"/>
-          </w:tcPr>
-          <w:p>
-            <w:r>
-              <w:rPr>
-                <w:sz w:val="17"/>
-              </w:rPr>
-            </w:r>
-          </w:p>
-        </w:tc>
-        <w:tc>
-          <w:tcPr>
-            <w:tcW w:type="dxa" w:w="2412"/>
-          </w:tcPr>
-          <w:p>
-            <w:r>
-              <w:rPr>
-                <w:sz w:val="17"/>
-              </w:rPr>
-              <w:t>A live demonstration on a record the reviewer picks.</w:t>
-            </w:r>
-          </w:p>
-        </w:tc>
-      </w:tr>
-      <w:tr>
-        <w:tc>
-          <w:tcPr>
-            <w:tcW w:type="dxa" w:w="2412"/>
-          </w:tcPr>
-          <w:p>
-            <w:r>
-              <w:rPr>
-                <w:sz w:val="17"/>
-              </w:rPr>
-              <w:t>Q24</w:t>
-            </w:r>
-          </w:p>
-        </w:tc>
-        <w:tc>
-          <w:tcPr>
-            <w:tcW w:type="dxa" w:w="2412"/>
-          </w:tcPr>
-          <w:p>
-            <w:r>
-              <w:rPr>
-                <w:sz w:val="17"/>
-              </w:rPr>
-              <w:t>Does the retention schedule state that a leaver erased from the ERP still exists in the books of account?</w:t>
-            </w:r>
-          </w:p>
-        </w:tc>
-        <w:tc>
-          <w:tcPr>
-            <w:tcW w:type="dxa" w:w="2412"/>
-          </w:tcPr>
-          <w:p>
-            <w:r>
-              <w:rPr>
-                <w:sz w:val="17"/>
-              </w:rPr>
-            </w:r>
-          </w:p>
-        </w:tc>
-        <w:tc>
-          <w:tcPr>
-            <w:tcW w:type="dxa" w:w="2412"/>
-          </w:tcPr>
-          <w:p>
-            <w:r>
-              <w:rPr>
-                <w:sz w:val="17"/>
-              </w:rPr>
-              <w:t>The retention schedule.</w:t>
-            </w:r>
-          </w:p>
-        </w:tc>
-      </w:tr>
-      <w:tr>
-        <w:tc>
-          <w:tcPr>
-            <w:tcW w:type="dxa" w:w="2412"/>
-          </w:tcPr>
-          <w:p>
-            <w:r>
-              <w:rPr>
-                <w:sz w:val="17"/>
-              </w:rPr>
-              <w:t>Q25</w:t>
-            </w:r>
-          </w:p>
-        </w:tc>
-        <w:tc>
-          <w:tcPr>
-            <w:tcW w:type="dxa" w:w="2412"/>
-          </w:tcPr>
-          <w:p>
-            <w:r>
-              <w:rPr>
-                <w:sz w:val="17"/>
-              </w:rPr>
-              <w:t>Do the accounts hold anything about a student beyond the name and the receipt?</w:t>
-            </w:r>
-          </w:p>
-        </w:tc>
-        <w:tc>
-          <w:tcPr>
-            <w:tcW w:type="dxa" w:w="2412"/>
-          </w:tcPr>
-          <w:p>
-            <w:r>
-              <w:rPr>
-                <w:sz w:val="17"/>
-              </w:rPr>
-            </w:r>
-          </w:p>
-        </w:tc>
-        <w:tc>
-          <w:tcPr>
-            <w:tcW w:type="dxa" w:w="2412"/>
-          </w:tcPr>
-          <w:p>
-            <w:r>
-              <w:rPr>
-                <w:sz w:val="17"/>
-              </w:rPr>
-              <w:t>The fee ledger structure.</w:t>
-            </w:r>
-          </w:p>
-        </w:tc>
-      </w:tr>
-      <w:tr>
-        <w:tc>
-          <w:tcPr>
-            <w:tcW w:type="dxa" w:w="2412"/>
-          </w:tcPr>
-          <w:p>
-            <w:r>
-              <w:rPr>
-                <w:sz w:val="17"/>
-              </w:rPr>
-              <w:t>Q26</w:t>
-            </w:r>
-          </w:p>
-        </w:tc>
-        <w:tc>
-          <w:tcPr>
-            <w:tcW w:type="dxa" w:w="2412"/>
-          </w:tcPr>
-          <w:p>
-            <w:r>
-              <w:rPr>
-                <w:sz w:val="17"/>
-              </w:rPr>
-              <w:t>Is every learning platform in use listed, including free ones teachers signed up for themselves?</w:t>
-            </w:r>
-          </w:p>
-        </w:tc>
-        <w:tc>
-          <w:tcPr>
-            <w:tcW w:type="dxa" w:w="2412"/>
-          </w:tcPr>
-          <w:p>
-            <w:r>
-              <w:rPr>
-                <w:sz w:val="17"/>
-              </w:rPr>
-            </w:r>
-          </w:p>
-        </w:tc>
-        <w:tc>
-          <w:tcPr>
-            <w:tcW w:type="dxa" w:w="2412"/>
-          </w:tcPr>
-          <w:p>
-            <w:r>
-              <w:rPr>
-                <w:sz w:val="17"/>
-              </w:rPr>
-              <w:t>The list, checked by asking the teaching staff rather than the IT vendor.</w:t>
-            </w:r>
-          </w:p>
-        </w:tc>
-      </w:tr>
-      <w:tr>
-        <w:tc>
-          <w:tcPr>
-            <w:tcW w:type="dxa" w:w="2412"/>
-          </w:tcPr>
-          <w:p>
-            <w:r>
-              <w:rPr>
-                <w:sz w:val="17"/>
-              </w:rPr>
-              <w:t>Q27</w:t>
-            </w:r>
-          </w:p>
-        </w:tc>
-        <w:tc>
-          <w:tcPr>
-            <w:tcW w:type="dxa" w:w="2412"/>
-          </w:tcPr>
-          <w:p>
-            <w:r>
-              <w:rPr>
-                <w:sz w:val="17"/>
-              </w:rPr>
-              <w:t>Is there a data-processing agreement with the learning platform provider, and is it known what happens to student content when a class is archived?</w:t>
-            </w:r>
-          </w:p>
-        </w:tc>
-        <w:tc>
-          <w:tcPr>
-            <w:tcW w:type="dxa" w:w="2412"/>
-          </w:tcPr>
-          <w:p>
-            <w:r>
-              <w:rPr>
-                <w:sz w:val="17"/>
-              </w:rPr>
-            </w:r>
-          </w:p>
-        </w:tc>
-        <w:tc>
-          <w:tcPr>
-            <w:tcW w:type="dxa" w:w="2412"/>
-          </w:tcPr>
-          <w:p>
-            <w:r>
-              <w:rPr>
-                <w:sz w:val="17"/>
-              </w:rPr>
-              <w:t>The agreement and the provider's retention terms.</w:t>
-            </w:r>
-          </w:p>
-        </w:tc>
-      </w:tr>
-      <w:tr>
-        <w:tc>
-          <w:tcPr>
-            <w:tcW w:type="dxa" w:w="2412"/>
-          </w:tcPr>
-          <w:p>
-            <w:r>
-              <w:rPr>
-                <w:sz w:val="17"/>
-              </w:rPr>
-              <w:t>Q28</w:t>
-            </w:r>
-          </w:p>
-        </w:tc>
-        <w:tc>
-          <w:tcPr>
-            <w:tcW w:type="dxa" w:w="2412"/>
-          </w:tcPr>
-          <w:p>
-            <w:r>
-              <w:rPr>
-                <w:sz w:val="17"/>
-              </w:rPr>
-              <w:t>Are the ERP's integrations known - SMS gateway, payment gateway, biometric device, transport GPS?</w:t>
-            </w:r>
-          </w:p>
-        </w:tc>
-        <w:tc>
-          <w:tcPr>
-            <w:tcW w:type="dxa" w:w="2412"/>
-          </w:tcPr>
-          <w:p>
-            <w:r>
-              <w:rPr>
-                <w:sz w:val="17"/>
-              </w:rPr>
-            </w:r>
-          </w:p>
-        </w:tc>
-        <w:tc>
-          <w:tcPr>
-            <w:tcW w:type="dxa" w:w="2412"/>
-          </w:tcPr>
-          <w:p>
-            <w:r>
-              <w:rPr>
-                <w:sz w:val="17"/>
-              </w:rPr>
-              <w:t>The integrations or API settings page of the ERP.</w:t>
             </w:r>
           </w:p>
         </w:tc>
@@ -7251,7 +5698,7 @@
               <w:rPr>
                 <w:sz w:val="17"/>
               </w:rPr>
-              <w:t>Q29</w:t>
+              <w:t>Q15</w:t>
             </w:r>
           </w:p>
         </w:tc>
@@ -7304,7 +5751,7 @@
               <w:rPr>
                 <w:sz w:val="17"/>
               </w:rPr>
-              <w:t>Q30</w:t>
+              <w:t>Q16</w:t>
             </w:r>
           </w:p>
         </w:tc>
@@ -7357,7 +5804,7 @@
               <w:rPr>
                 <w:sz w:val="17"/>
               </w:rPr>
-              <w:t>Q31</w:t>
+              <w:t>Q17</w:t>
             </w:r>
           </w:p>
         </w:tc>
@@ -7410,7 +5857,7 @@
               <w:rPr>
                 <w:sz w:val="17"/>
               </w:rPr>
-              <w:t>Q32</w:t>
+              <w:t>Q18</w:t>
             </w:r>
           </w:p>
         </w:tc>
@@ -7463,7 +5910,7 @@
               <w:rPr>
                 <w:sz w:val="17"/>
               </w:rPr>
-              <w:t>Q33</w:t>
+              <w:t>Q19</w:t>
             </w:r>
           </w:p>
         </w:tc>
@@ -7516,7 +5963,7 @@
               <w:rPr>
                 <w:sz w:val="17"/>
               </w:rPr>
-              <w:t>Q34</w:t>
+              <w:t>Q20</w:t>
             </w:r>
           </w:p>
         </w:tc>
@@ -7648,7 +6095,7 @@
               <w:rPr>
                 <w:sz w:val="17"/>
               </w:rPr>
-              <w:t>Q35</w:t>
+              <w:t>Q21</w:t>
             </w:r>
           </w:p>
         </w:tc>
@@ -7701,7 +6148,7 @@
               <w:rPr>
                 <w:sz w:val="17"/>
               </w:rPr>
-              <w:t>Q36</w:t>
+              <w:t>Q22</w:t>
             </w:r>
           </w:p>
         </w:tc>
@@ -7754,7 +6201,7 @@
               <w:rPr>
                 <w:sz w:val="17"/>
               </w:rPr>
-              <w:t>Q37</w:t>
+              <w:t>Q23</w:t>
             </w:r>
           </w:p>
         </w:tc>
@@ -7807,7 +6254,7 @@
               <w:rPr>
                 <w:sz w:val="17"/>
               </w:rPr>
-              <w:t>Q38</w:t>
+              <w:t>Q24</w:t>
             </w:r>
           </w:p>
         </w:tc>
@@ -7860,7 +6307,7 @@
               <w:rPr>
                 <w:sz w:val="17"/>
               </w:rPr>
-              <w:t>Q39</w:t>
+              <w:t>Q25</w:t>
             </w:r>
           </w:p>
         </w:tc>
@@ -7903,6 +6350,59 @@
           </w:p>
         </w:tc>
       </w:tr>
+      <w:tr>
+        <w:tc>
+          <w:tcPr>
+            <w:tcW w:type="dxa" w:w="2412"/>
+          </w:tcPr>
+          <w:p>
+            <w:r>
+              <w:rPr>
+                <w:sz w:val="17"/>
+              </w:rPr>
+              <w:t>Q26</w:t>
+            </w:r>
+          </w:p>
+        </w:tc>
+        <w:tc>
+          <w:tcPr>
+            <w:tcW w:type="dxa" w:w="2412"/>
+          </w:tcPr>
+          <w:p>
+            <w:r>
+              <w:rPr>
+                <w:sz w:val="17"/>
+              </w:rPr>
+              <w:t>Are the ERP's integrations known - SMS gateway, payment gateway, biometric device, transport GPS?</w:t>
+            </w:r>
+          </w:p>
+        </w:tc>
+        <w:tc>
+          <w:tcPr>
+            <w:tcW w:type="dxa" w:w="2412"/>
+          </w:tcPr>
+          <w:p>
+            <w:r>
+              <w:rPr>
+                <w:sz w:val="17"/>
+              </w:rPr>
+            </w:r>
+          </w:p>
+        </w:tc>
+        <w:tc>
+          <w:tcPr>
+            <w:tcW w:type="dxa" w:w="2412"/>
+          </w:tcPr>
+          <w:p>
+            <w:r>
+              <w:rPr>
+                <w:sz w:val="17"/>
+              </w:rPr>
+              <w:t>The integrations or API settings page of the ERP.</w:t>
+            </w:r>
+          </w:p>
+        </w:tc>
+      </w:tr>
     </w:tbl>
     <w:p>
       <w:r>
@@ -7914,2447 +6414,7 @@
         <w:pStyle w:val="Heading1"/>
       </w:pPr>
       <w:r>
-        <w:t>6. Social media</w:t>
-      </w:r>
-    </w:p>
-    <w:tbl>
-      <w:tblPr>
-        <w:tblStyle w:val="LightList-Accent1"/>
-        <w:tblW w:type="auto" w:w="0"/>
-        <w:jc w:val="left"/>
-        <w:tblLook w:firstColumn="1" w:firstRow="1" w:lastColumn="0" w:lastRow="0" w:noHBand="0" w:noVBand="1" w:val="04A0"/>
-      </w:tblPr>
-      <w:tblGrid>
-        <w:gridCol w:w="4824"/>
-        <w:gridCol w:w="4824"/>
-      </w:tblGrid>
-      <w:tr>
-        <w:tc>
-          <w:tcPr>
-            <w:tcW w:type="dxa" w:w="4824"/>
-          </w:tcPr>
-          <w:p>
-            <w:r>
-              <w:rPr>
-                <w:b/>
-                <w:sz w:val="18"/>
-              </w:rPr>
-              <w:t>Posts reviewed</w:t>
-            </w:r>
-          </w:p>
-        </w:tc>
-        <w:tc>
-          <w:tcPr>
-            <w:tcW w:type="dxa" w:w="4824"/>
-          </w:tcPr>
-          <w:p>
-            <w:r>
-              <w:rPr>
-                <w:sz w:val="18"/>
-              </w:rPr>
-              <w:t>5</w:t>
-            </w:r>
-          </w:p>
-        </w:tc>
-      </w:tr>
-      <w:tr>
-        <w:tc>
-          <w:tcPr>
-            <w:tcW w:type="dxa" w:w="4824"/>
-          </w:tcPr>
-          <w:p>
-            <w:r>
-              <w:rPr>
-                <w:b/>
-                <w:sz w:val="18"/>
-              </w:rPr>
-              <w:t>How they were obtained</w:t>
-            </w:r>
-          </w:p>
-        </w:tc>
-        <w:tc>
-          <w:tcPr>
-            <w:tcW w:type="dxa" w:w="4824"/>
-          </w:tcPr>
-          <w:p>
-            <w:r>
-              <w:rPr>
-                <w:sz w:val="18"/>
-              </w:rPr>
-              <w:t>export</w:t>
-            </w:r>
-          </w:p>
-        </w:tc>
-      </w:tr>
-      <w:tr>
-        <w:tc>
-          <w:tcPr>
-            <w:tcW w:type="dxa" w:w="4824"/>
-          </w:tcPr>
-          <w:p>
-            <w:r>
-              <w:rPr>
-                <w:b/>
-                <w:sz w:val="18"/>
-              </w:rPr>
-              <w:t>High risk</w:t>
-            </w:r>
-          </w:p>
-        </w:tc>
-        <w:tc>
-          <w:tcPr>
-            <w:tcW w:type="dxa" w:w="4824"/>
-          </w:tcPr>
-          <w:p>
-            <w:r>
-              <w:rPr>
-                <w:sz w:val="18"/>
-              </w:rPr>
-              <w:t>2</w:t>
-            </w:r>
-          </w:p>
-        </w:tc>
-      </w:tr>
-      <w:tr>
-        <w:tc>
-          <w:tcPr>
-            <w:tcW w:type="dxa" w:w="4824"/>
-          </w:tcPr>
-          <w:p>
-            <w:r>
-              <w:rPr>
-                <w:b/>
-                <w:sz w:val="18"/>
-              </w:rPr>
-              <w:t>Medium risk</w:t>
-            </w:r>
-          </w:p>
-        </w:tc>
-        <w:tc>
-          <w:tcPr>
-            <w:tcW w:type="dxa" w:w="4824"/>
-          </w:tcPr>
-          <w:p>
-            <w:r>
-              <w:rPr>
-                <w:sz w:val="18"/>
-              </w:rPr>
-              <w:t>1</w:t>
-            </w:r>
-          </w:p>
-        </w:tc>
-      </w:tr>
-      <w:tr>
-        <w:tc>
-          <w:tcPr>
-            <w:tcW w:type="dxa" w:w="4824"/>
-          </w:tcPr>
-          <w:p>
-            <w:r>
-              <w:rPr>
-                <w:b/>
-                <w:sz w:val="18"/>
-              </w:rPr>
-              <w:t>Naming a child with a class</w:t>
-            </w:r>
-          </w:p>
-        </w:tc>
-        <w:tc>
-          <w:tcPr>
-            <w:tcW w:type="dxa" w:w="4824"/>
-          </w:tcPr>
-          <w:p>
-            <w:r>
-              <w:rPr>
-                <w:sz w:val="18"/>
-              </w:rPr>
-              <w:t>2</w:t>
-            </w:r>
-          </w:p>
-        </w:tc>
-      </w:tr>
-      <w:tr>
-        <w:tc>
-          <w:tcPr>
-            <w:tcW w:type="dxa" w:w="4824"/>
-          </w:tcPr>
-          <w:p>
-            <w:r>
-              <w:rPr>
-                <w:b/>
-                <w:sz w:val="18"/>
-              </w:rPr>
-              <w:t>Carrying a student identifier</w:t>
-            </w:r>
-          </w:p>
-        </w:tc>
-        <w:tc>
-          <w:tcPr>
-            <w:tcW w:type="dxa" w:w="4824"/>
-          </w:tcPr>
-          <w:p>
-            <w:r>
-              <w:rPr>
-                <w:sz w:val="18"/>
-              </w:rPr>
-              <w:t>1</w:t>
-            </w:r>
-          </w:p>
-        </w:tc>
-      </w:tr>
-      <w:tr>
-        <w:tc>
-          <w:tcPr>
-            <w:tcW w:type="dxa" w:w="4824"/>
-          </w:tcPr>
-          <w:p>
-            <w:r>
-              <w:rPr>
-                <w:b/>
-                <w:sz w:val="18"/>
-              </w:rPr>
-              <w:t>Boosted or paid</w:t>
-            </w:r>
-          </w:p>
-        </w:tc>
-        <w:tc>
-          <w:tcPr>
-            <w:tcW w:type="dxa" w:w="4824"/>
-          </w:tcPr>
-          <w:p>
-            <w:r>
-              <w:rPr>
-                <w:sz w:val="18"/>
-              </w:rPr>
-              <w:t>2</w:t>
-            </w:r>
-          </w:p>
-        </w:tc>
-      </w:tr>
-    </w:tbl>
-    <w:p>
-      <w:r>
-        <w:rPr>
-          <w:i/>
-          <w:color w:val="5A6B78"/>
-          <w:sz w:val="17"/>
-        </w:rPr>
-        <w:t>5 post(s) were read from an export the school supplied (social_posts.csv). Coverage is whatever the export contained.</w:t>
-      </w:r>
-    </w:p>
-    <w:p>
-      <w:pPr>
-        <w:pStyle w:val="Heading2"/>
-      </w:pPr>
-      <w:r>
-        <w:t>Posts to review</w:t>
-      </w:r>
-    </w:p>
-    <w:tbl>
-      <w:tblPr>
-        <w:tblStyle w:val="LightGrid-Accent1"/>
-        <w:tblW w:type="auto" w:w="0"/>
-        <w:tblLook w:firstColumn="1" w:firstRow="1" w:lastColumn="0" w:lastRow="0" w:noHBand="0" w:noVBand="1" w:val="04A0"/>
-      </w:tblPr>
-      <w:tblGrid>
-        <w:gridCol w:w="2412"/>
-        <w:gridCol w:w="2412"/>
-        <w:gridCol w:w="2412"/>
-        <w:gridCol w:w="2412"/>
-      </w:tblGrid>
-      <w:tr>
-        <w:tc>
-          <w:tcPr>
-            <w:tcW w:type="dxa" w:w="2412"/>
-          </w:tcPr>
-          <w:p>
-            <w:r>
-              <w:rPr>
-                <w:b/>
-                <w:sz w:val="18"/>
-              </w:rPr>
-              <w:t>Risk</w:t>
-            </w:r>
-          </w:p>
-        </w:tc>
-        <w:tc>
-          <w:tcPr>
-            <w:tcW w:type="dxa" w:w="2412"/>
-          </w:tcPr>
-          <w:p>
-            <w:r>
-              <w:rPr>
-                <w:b/>
-                <w:sz w:val="18"/>
-              </w:rPr>
-              <w:t>Posted</w:t>
-            </w:r>
-          </w:p>
-        </w:tc>
-        <w:tc>
-          <w:tcPr>
-            <w:tcW w:type="dxa" w:w="2412"/>
-          </w:tcPr>
-          <w:p>
-            <w:r>
-              <w:rPr>
-                <w:b/>
-                <w:sz w:val="18"/>
-              </w:rPr>
-              <w:t>What was found</w:t>
-            </w:r>
-          </w:p>
-        </w:tc>
-        <w:tc>
-          <w:tcPr>
-            <w:tcW w:type="dxa" w:w="2412"/>
-          </w:tcPr>
-          <w:p>
-            <w:r>
-              <w:rPr>
-                <w:b/>
-                <w:sz w:val="18"/>
-              </w:rPr>
-              <w:t>Identifiers</w:t>
-            </w:r>
-          </w:p>
-        </w:tc>
-      </w:tr>
-      <w:tr>
-        <w:tc>
-          <w:tcPr>
-            <w:tcW w:type="dxa" w:w="2412"/>
-          </w:tcPr>
-          <w:p>
-            <w:r>
-              <w:rPr>
-                <w:sz w:val="16"/>
-              </w:rPr>
-              <w:t>High</w:t>
-            </w:r>
-          </w:p>
-        </w:tc>
-        <w:tc>
-          <w:tcPr>
-            <w:tcW w:type="dxa" w:w="2412"/>
-          </w:tcPr>
-          <w:p>
-            <w:r>
-              <w:rPr>
-                <w:sz w:val="16"/>
-              </w:rPr>
-              <w:t>2026-08-14</w:t>
-            </w:r>
-          </w:p>
-        </w:tc>
-        <w:tc>
-          <w:tcPr>
-            <w:tcW w:type="dxa" w:w="2412"/>
-          </w:tcPr>
-          <w:p>
-            <w:r>
-              <w:rPr>
-                <w:sz w:val="16"/>
-              </w:rPr>
-              <w:t>celebrates an individual achievement, which is a promotional purpose and sits outside the Fourth Schedule exemption; names a child together with a class or section, which identifies and locates a specific student</w:t>
-            </w:r>
-          </w:p>
-        </w:tc>
-        <w:tc>
-          <w:tcPr>
-            <w:tcW w:type="dxa" w:w="2412"/>
-          </w:tcPr>
-          <w:p>
-            <w:r>
-              <w:rPr>
-                <w:sz w:val="16"/>
-              </w:rPr>
-              <w:t>Aarav Sharma, class 5-b</w:t>
-            </w:r>
-          </w:p>
-        </w:tc>
-      </w:tr>
-      <w:tr>
-        <w:tc>
-          <w:tcPr>
-            <w:tcW w:type="dxa" w:w="2412"/>
-          </w:tcPr>
-          <w:p>
-            <w:r>
-              <w:rPr>
-                <w:sz w:val="16"/>
-              </w:rPr>
-              <w:t>High</w:t>
-            </w:r>
-          </w:p>
-        </w:tc>
-        <w:tc>
-          <w:tcPr>
-            <w:tcW w:type="dxa" w:w="2412"/>
-          </w:tcPr>
-          <w:p>
-            <w:r>
-              <w:rPr>
-                <w:sz w:val="16"/>
-              </w:rPr>
-              <w:t>2026-09-01</w:t>
-            </w:r>
-          </w:p>
-        </w:tc>
-        <w:tc>
-          <w:tcPr>
-            <w:tcW w:type="dxa" w:w="2412"/>
-          </w:tcPr>
-          <w:p>
-            <w:r>
-              <w:rPr>
-                <w:sz w:val="16"/>
-              </w:rPr>
-              <w:t>carries a roll, admission or student identifier, which should never appear in a public post; names a child together with a class or section, which identifies and locates a specific student; is a paid or boosted post featuring children, which moves it towards the targeted-advertising prohibition in s.9(3)</w:t>
-            </w:r>
-          </w:p>
-        </w:tc>
-        <w:tc>
-          <w:tcPr>
-            <w:tcW w:type="dxa" w:w="2412"/>
-          </w:tcPr>
-          <w:p>
-            <w:r>
-              <w:rPr>
-                <w:sz w:val="16"/>
-              </w:rPr>
-              <w:t>Priya Verma, class 10 a, roll no 24</w:t>
-            </w:r>
-          </w:p>
-        </w:tc>
-      </w:tr>
-      <w:tr>
-        <w:tc>
-          <w:tcPr>
-            <w:tcW w:type="dxa" w:w="2412"/>
-          </w:tcPr>
-          <w:p>
-            <w:r>
-              <w:rPr>
-                <w:sz w:val="16"/>
-              </w:rPr>
-              <w:t>Medium</w:t>
-            </w:r>
-          </w:p>
-        </w:tc>
-        <w:tc>
-          <w:tcPr>
-            <w:tcW w:type="dxa" w:w="2412"/>
-          </w:tcPr>
-          <w:p>
-            <w:r>
-              <w:rPr>
-                <w:sz w:val="16"/>
-              </w:rPr>
-              <w:t>2026-09-05</w:t>
-            </w:r>
-          </w:p>
-        </w:tc>
-        <w:tc>
-          <w:tcPr>
-            <w:tcW w:type="dxa" w:w="2412"/>
-          </w:tcPr>
-          <w:p>
-            <w:r>
-              <w:rPr>
-                <w:sz w:val="16"/>
-              </w:rPr>
-              <w:t>gives a class or section, which narrows the child to a small group even without a name</w:t>
-            </w:r>
-          </w:p>
-        </w:tc>
-        <w:tc>
-          <w:tcPr>
-            <w:tcW w:type="dxa" w:w="2412"/>
-          </w:tcPr>
-          <w:p>
-            <w:r>
-              <w:rPr>
-                <w:sz w:val="16"/>
-              </w:rPr>
-              <w:t>class viii</w:t>
-            </w:r>
-          </w:p>
-        </w:tc>
-      </w:tr>
-    </w:tbl>
-    <w:p/>
-    <w:p>
-      <w:r>
-        <w:rPr>
-          <w:i/>
-          <w:color w:val="5A6B78"/>
-          <w:sz w:val="17"/>
-        </w:rPr>
-        <w:t>Captions and metadata were analysed. No face recognition was performed on any child, which would be a greater intrusion than the one under review.</w:t>
-      </w:r>
-    </w:p>
-    <w:p>
-      <w:r>
-        <w:br w:type="page"/>
-      </w:r>
-    </w:p>
-    <w:p>
-      <w:pPr>
-        <w:pStyle w:val="Heading1"/>
-      </w:pPr>
-      <w:r>
-        <w:t>7. Core systems</w:t>
-      </w:r>
-    </w:p>
-    <w:tbl>
-      <w:tblPr>
-        <w:tblStyle w:val="LightList-Accent1"/>
-        <w:tblW w:type="auto" w:w="0"/>
-        <w:jc w:val="left"/>
-        <w:tblLook w:firstColumn="1" w:firstRow="1" w:lastColumn="0" w:lastRow="0" w:noHBand="0" w:noVBand="1" w:val="04A0"/>
-      </w:tblPr>
-      <w:tblGrid>
-        <w:gridCol w:w="4824"/>
-        <w:gridCol w:w="4824"/>
-      </w:tblGrid>
-      <w:tr>
-        <w:tc>
-          <w:tcPr>
-            <w:tcW w:type="dxa" w:w="4824"/>
-          </w:tcPr>
-          <w:p>
-            <w:r>
-              <w:rPr>
-                <w:b/>
-                <w:sz w:val="18"/>
-              </w:rPr>
-              <w:t>Exports reviewed</w:t>
-            </w:r>
-          </w:p>
-        </w:tc>
-        <w:tc>
-          <w:tcPr>
-            <w:tcW w:type="dxa" w:w="4824"/>
-          </w:tcPr>
-          <w:p>
-            <w:r>
-              <w:rPr>
-                <w:sz w:val="18"/>
-              </w:rPr>
-              <w:t>2</w:t>
-            </w:r>
-          </w:p>
-        </w:tc>
-      </w:tr>
-      <w:tr>
-        <w:tc>
-          <w:tcPr>
-            <w:tcW w:type="dxa" w:w="4824"/>
-          </w:tcPr>
-          <w:p>
-            <w:r>
-              <w:rPr>
-                <w:b/>
-                <w:sz w:val="18"/>
-              </w:rPr>
-              <w:t>Records</w:t>
-            </w:r>
-          </w:p>
-        </w:tc>
-        <w:tc>
-          <w:tcPr>
-            <w:tcW w:type="dxa" w:w="4824"/>
-          </w:tcPr>
-          <w:p>
-            <w:r>
-              <w:rPr>
-                <w:sz w:val="18"/>
-              </w:rPr>
-              <w:t>123</w:t>
-            </w:r>
-          </w:p>
-        </w:tc>
-      </w:tr>
-      <w:tr>
-        <w:tc>
-          <w:tcPr>
-            <w:tcW w:type="dxa" w:w="4824"/>
-          </w:tcPr>
-          <w:p>
-            <w:r>
-              <w:rPr>
-                <w:b/>
-                <w:sz w:val="18"/>
-              </w:rPr>
-              <w:t>Personal-data categories held</w:t>
-            </w:r>
-          </w:p>
-        </w:tc>
-        <w:tc>
-          <w:tcPr>
-            <w:tcW w:type="dxa" w:w="4824"/>
-          </w:tcPr>
-          <w:p>
-            <w:r>
-              <w:rPr>
-                <w:sz w:val="18"/>
-              </w:rPr>
-              <w:t>18</w:t>
-            </w:r>
-          </w:p>
-        </w:tc>
-      </w:tr>
-      <w:tr>
-        <w:tc>
-          <w:tcPr>
-            <w:tcW w:type="dxa" w:w="4824"/>
-          </w:tcPr>
-          <w:p>
-            <w:r>
-              <w:rPr>
-                <w:b/>
-                <w:sz w:val="18"/>
-              </w:rPr>
-              <w:t>High-harm categories</w:t>
-            </w:r>
-          </w:p>
-        </w:tc>
-        <w:tc>
-          <w:tcPr>
-            <w:tcW w:type="dxa" w:w="4824"/>
-          </w:tcPr>
-          <w:p>
-            <w:r>
-              <w:rPr>
-                <w:sz w:val="18"/>
-              </w:rPr>
-              <w:t>Government identifier, Health, Possible caste category, Student identifier</w:t>
-            </w:r>
-          </w:p>
-        </w:tc>
-      </w:tr>
-      <w:tr>
-        <w:tc>
-          <w:tcPr>
-            <w:tcW w:type="dxa" w:w="4824"/>
-          </w:tcPr>
-          <w:p>
-            <w:r>
-              <w:rPr>
-                <w:b/>
-                <w:sz w:val="18"/>
-              </w:rPr>
-              <w:t>Records of students who appear to have left</w:t>
-            </w:r>
-          </w:p>
-        </w:tc>
-        <w:tc>
-          <w:tcPr>
-            <w:tcW w:type="dxa" w:w="4824"/>
-          </w:tcPr>
-          <w:p>
-            <w:r>
-              <w:rPr>
-                <w:sz w:val="18"/>
-              </w:rPr>
-              <w:t>30</w:t>
-            </w:r>
-          </w:p>
-        </w:tc>
-      </w:tr>
-      <w:tr>
-        <w:tc>
-          <w:tcPr>
-            <w:tcW w:type="dxa" w:w="4824"/>
-          </w:tcPr>
-          <w:p>
-            <w:r>
-              <w:rPr>
-                <w:b/>
-                <w:sz w:val="18"/>
-              </w:rPr>
-              <w:t>Accounting ledgers read</w:t>
-            </w:r>
-          </w:p>
-        </w:tc>
-        <w:tc>
-          <w:tcPr>
-            <w:tcW w:type="dxa" w:w="4824"/>
-          </w:tcPr>
-          <w:p>
-            <w:r>
-              <w:rPr>
-                <w:sz w:val="18"/>
-              </w:rPr>
-              <w:t>0</w:t>
-            </w:r>
-          </w:p>
-        </w:tc>
-      </w:tr>
-      <w:tr>
-        <w:tc>
-          <w:tcPr>
-            <w:tcW w:type="dxa" w:w="4824"/>
-          </w:tcPr>
-          <w:p>
-            <w:r>
-              <w:rPr>
-                <w:b/>
-                <w:sz w:val="18"/>
-              </w:rPr>
-              <w:t>of which party or staff</w:t>
-            </w:r>
-          </w:p>
-        </w:tc>
-        <w:tc>
-          <w:tcPr>
-            <w:tcW w:type="dxa" w:w="4824"/>
-          </w:tcPr>
-          <w:p>
-            <w:r>
-              <w:rPr>
-                <w:sz w:val="18"/>
-              </w:rPr>
-              <w:t>0</w:t>
-            </w:r>
-          </w:p>
-        </w:tc>
-      </w:tr>
-    </w:tbl>
-    <w:p>
-      <w:pPr>
-        <w:pStyle w:val="Heading2"/>
-      </w:pPr>
-      <w:r>
-        <w:t>Student records / ERP</w:t>
-      </w:r>
-    </w:p>
-    <w:p>
-      <w:r>
-        <w:rPr>
-          <w:i w:val="0"/>
-          <w:color w:val="5A6B78"/>
-          <w:sz w:val="17"/>
-        </w:rPr>
-        <w:t>erp_export.csv · 120 rows · 23 columns</w:t>
-      </w:r>
-    </w:p>
-    <w:tbl>
-      <w:tblPr>
-        <w:tblStyle w:val="LightGrid-Accent1"/>
-        <w:tblW w:type="auto" w:w="0"/>
-        <w:tblLook w:firstColumn="1" w:firstRow="1" w:lastColumn="0" w:lastRow="0" w:noHBand="0" w:noVBand="1" w:val="04A0"/>
-      </w:tblPr>
-      <w:tblGrid>
-        <w:gridCol w:w="2412"/>
-        <w:gridCol w:w="2412"/>
-        <w:gridCol w:w="2412"/>
-        <w:gridCol w:w="2412"/>
-      </w:tblGrid>
-      <w:tr>
-        <w:tc>
-          <w:tcPr>
-            <w:tcW w:type="dxa" w:w="2412"/>
-          </w:tcPr>
-          <w:p>
-            <w:r>
-              <w:rPr>
-                <w:b/>
-                <w:sz w:val="18"/>
-              </w:rPr>
-              <w:t>Column</w:t>
-            </w:r>
-          </w:p>
-        </w:tc>
-        <w:tc>
-          <w:tcPr>
-            <w:tcW w:type="dxa" w:w="2412"/>
-          </w:tcPr>
-          <w:p>
-            <w:r>
-              <w:rPr>
-                <w:b/>
-                <w:sz w:val="18"/>
-              </w:rPr>
-              <w:t>Category</w:t>
-            </w:r>
-          </w:p>
-        </w:tc>
-        <w:tc>
-          <w:tcPr>
-            <w:tcW w:type="dxa" w:w="2412"/>
-          </w:tcPr>
-          <w:p>
-            <w:r>
-              <w:rPr>
-                <w:b/>
-                <w:sz w:val="18"/>
-              </w:rPr>
-              <w:t>Populated</w:t>
-            </w:r>
-          </w:p>
-        </w:tc>
-        <w:tc>
-          <w:tcPr>
-            <w:tcW w:type="dxa" w:w="2412"/>
-          </w:tcPr>
-          <w:p>
-            <w:r>
-              <w:rPr>
-                <w:b/>
-                <w:sz w:val="18"/>
-              </w:rPr>
-              <w:t>Why it matters</w:t>
-            </w:r>
-          </w:p>
-        </w:tc>
-      </w:tr>
-      <w:tr>
-        <w:tc>
-          <w:tcPr>
-            <w:tcW w:type="dxa" w:w="2412"/>
-          </w:tcPr>
-          <w:p>
-            <w:r>
-              <w:rPr>
-                <w:sz w:val="16"/>
-              </w:rPr>
-              <w:t>Admission No</w:t>
-            </w:r>
-          </w:p>
-        </w:tc>
-        <w:tc>
-          <w:tcPr>
-            <w:tcW w:type="dxa" w:w="2412"/>
-          </w:tcPr>
-          <w:p>
-            <w:r>
-              <w:rPr>
-                <w:sz w:val="16"/>
-              </w:rPr>
-              <w:t>Enrolment</w:t>
-            </w:r>
-          </w:p>
-        </w:tc>
-        <w:tc>
-          <w:tcPr>
-            <w:tcW w:type="dxa" w:w="2412"/>
-          </w:tcPr>
-          <w:p>
-            <w:r>
-              <w:rPr>
-                <w:sz w:val="16"/>
-              </w:rPr>
-              <w:t>120/120 (100%)</w:t>
-            </w:r>
-          </w:p>
-        </w:tc>
-        <w:tc>
-          <w:tcPr>
-            <w:tcW w:type="dxa" w:w="2412"/>
-          </w:tcPr>
-          <w:p>
-            <w:r>
-              <w:rPr>
-                <w:sz w:val="16"/>
-              </w:rPr>
-            </w:r>
-          </w:p>
-        </w:tc>
-      </w:tr>
-      <w:tr>
-        <w:tc>
-          <w:tcPr>
-            <w:tcW w:type="dxa" w:w="2412"/>
-          </w:tcPr>
-          <w:p>
-            <w:r>
-              <w:rPr>
-                <w:sz w:val="16"/>
-              </w:rPr>
-              <w:t>Student Name</w:t>
-            </w:r>
-          </w:p>
-        </w:tc>
-        <w:tc>
-          <w:tcPr>
-            <w:tcW w:type="dxa" w:w="2412"/>
-          </w:tcPr>
-          <w:p>
-            <w:r>
-              <w:rPr>
-                <w:sz w:val="16"/>
-              </w:rPr>
-              <w:t>Name</w:t>
-            </w:r>
-          </w:p>
-        </w:tc>
-        <w:tc>
-          <w:tcPr>
-            <w:tcW w:type="dxa" w:w="2412"/>
-          </w:tcPr>
-          <w:p>
-            <w:r>
-              <w:rPr>
-                <w:sz w:val="16"/>
-              </w:rPr>
-              <w:t>120/120 (100%)</w:t>
-            </w:r>
-          </w:p>
-        </w:tc>
-        <w:tc>
-          <w:tcPr>
-            <w:tcW w:type="dxa" w:w="2412"/>
-          </w:tcPr>
-          <w:p>
-            <w:r>
-              <w:rPr>
-                <w:sz w:val="16"/>
-              </w:rPr>
-            </w:r>
-          </w:p>
-        </w:tc>
-      </w:tr>
-      <w:tr>
-        <w:tc>
-          <w:tcPr>
-            <w:tcW w:type="dxa" w:w="2412"/>
-          </w:tcPr>
-          <w:p>
-            <w:r>
-              <w:rPr>
-                <w:sz w:val="16"/>
-              </w:rPr>
-              <w:t>DOB</w:t>
-            </w:r>
-          </w:p>
-        </w:tc>
-        <w:tc>
-          <w:tcPr>
-            <w:tcW w:type="dxa" w:w="2412"/>
-          </w:tcPr>
-          <w:p>
-            <w:r>
-              <w:rPr>
-                <w:sz w:val="16"/>
-              </w:rPr>
-              <w:t>Date of birth</w:t>
-            </w:r>
-          </w:p>
-        </w:tc>
-        <w:tc>
-          <w:tcPr>
-            <w:tcW w:type="dxa" w:w="2412"/>
-          </w:tcPr>
-          <w:p>
-            <w:r>
-              <w:rPr>
-                <w:sz w:val="16"/>
-              </w:rPr>
-              <w:t>120/120 (100%)</w:t>
-            </w:r>
-          </w:p>
-        </w:tc>
-        <w:tc>
-          <w:tcPr>
-            <w:tcW w:type="dxa" w:w="2412"/>
-          </w:tcPr>
-          <w:p>
-            <w:r>
-              <w:rPr>
-                <w:sz w:val="16"/>
-              </w:rPr>
-              <w:t>Date of birth plus a name is what makes a child's record re-identifiable.</w:t>
-            </w:r>
-          </w:p>
-        </w:tc>
-      </w:tr>
-      <w:tr>
-        <w:tc>
-          <w:tcPr>
-            <w:tcW w:type="dxa" w:w="2412"/>
-          </w:tcPr>
-          <w:p>
-            <w:r>
-              <w:rPr>
-                <w:sz w:val="16"/>
-              </w:rPr>
-              <w:t>Class</w:t>
-            </w:r>
-          </w:p>
-        </w:tc>
-        <w:tc>
-          <w:tcPr>
-            <w:tcW w:type="dxa" w:w="2412"/>
-          </w:tcPr>
-          <w:p>
-            <w:r>
-              <w:rPr>
-                <w:sz w:val="16"/>
-              </w:rPr>
-              <w:t>Class or roll</w:t>
-            </w:r>
-          </w:p>
-        </w:tc>
-        <w:tc>
-          <w:tcPr>
-            <w:tcW w:type="dxa" w:w="2412"/>
-          </w:tcPr>
-          <w:p>
-            <w:r>
-              <w:rPr>
-                <w:sz w:val="16"/>
-              </w:rPr>
-              <w:t>120/120 (100%)</w:t>
-            </w:r>
-          </w:p>
-        </w:tc>
-        <w:tc>
-          <w:tcPr>
-            <w:tcW w:type="dxa" w:w="2412"/>
-          </w:tcPr>
-          <w:p>
-            <w:r>
-              <w:rPr>
-                <w:sz w:val="16"/>
-              </w:rPr>
-            </w:r>
-          </w:p>
-        </w:tc>
-      </w:tr>
-      <w:tr>
-        <w:tc>
-          <w:tcPr>
-            <w:tcW w:type="dxa" w:w="2412"/>
-          </w:tcPr>
-          <w:p>
-            <w:r>
-              <w:rPr>
-                <w:sz w:val="16"/>
-              </w:rPr>
-              <w:t>Section</w:t>
-            </w:r>
-          </w:p>
-        </w:tc>
-        <w:tc>
-          <w:tcPr>
-            <w:tcW w:type="dxa" w:w="2412"/>
-          </w:tcPr>
-          <w:p>
-            <w:r>
-              <w:rPr>
-                <w:sz w:val="16"/>
-              </w:rPr>
-              <w:t>Class or roll</w:t>
-            </w:r>
-          </w:p>
-        </w:tc>
-        <w:tc>
-          <w:tcPr>
-            <w:tcW w:type="dxa" w:w="2412"/>
-          </w:tcPr>
-          <w:p>
-            <w:r>
-              <w:rPr>
-                <w:sz w:val="16"/>
-              </w:rPr>
-              <w:t>120/120 (100%)</w:t>
-            </w:r>
-          </w:p>
-        </w:tc>
-        <w:tc>
-          <w:tcPr>
-            <w:tcW w:type="dxa" w:w="2412"/>
-          </w:tcPr>
-          <w:p>
-            <w:r>
-              <w:rPr>
-                <w:sz w:val="16"/>
-              </w:rPr>
-            </w:r>
-          </w:p>
-        </w:tc>
-      </w:tr>
-      <w:tr>
-        <w:tc>
-          <w:tcPr>
-            <w:tcW w:type="dxa" w:w="2412"/>
-          </w:tcPr>
-          <w:p>
-            <w:r>
-              <w:rPr>
-                <w:sz w:val="16"/>
-              </w:rPr>
-              <w:t>Father Name</w:t>
-            </w:r>
-          </w:p>
-        </w:tc>
-        <w:tc>
-          <w:tcPr>
-            <w:tcW w:type="dxa" w:w="2412"/>
-          </w:tcPr>
-          <w:p>
-            <w:r>
-              <w:rPr>
-                <w:sz w:val="16"/>
-              </w:rPr>
-              <w:t>Parent identity</w:t>
-            </w:r>
-          </w:p>
-        </w:tc>
-        <w:tc>
-          <w:tcPr>
-            <w:tcW w:type="dxa" w:w="2412"/>
-          </w:tcPr>
-          <w:p>
-            <w:r>
-              <w:rPr>
-                <w:sz w:val="16"/>
-              </w:rPr>
-              <w:t>120/120 (100%)</w:t>
-            </w:r>
-          </w:p>
-        </w:tc>
-        <w:tc>
-          <w:tcPr>
-            <w:tcW w:type="dxa" w:w="2412"/>
-          </w:tcPr>
-          <w:p>
-            <w:r>
-              <w:rPr>
-                <w:sz w:val="16"/>
-              </w:rPr>
-              <w:t>Parents are Data Principals in their own right.</w:t>
-            </w:r>
-          </w:p>
-        </w:tc>
-      </w:tr>
-      <w:tr>
-        <w:tc>
-          <w:tcPr>
-            <w:tcW w:type="dxa" w:w="2412"/>
-          </w:tcPr>
-          <w:p>
-            <w:r>
-              <w:rPr>
-                <w:sz w:val="16"/>
-              </w:rPr>
-              <w:t>Father Mobile</w:t>
-            </w:r>
-          </w:p>
-        </w:tc>
-        <w:tc>
-          <w:tcPr>
-            <w:tcW w:type="dxa" w:w="2412"/>
-          </w:tcPr>
-          <w:p>
-            <w:r>
-              <w:rPr>
-                <w:sz w:val="16"/>
-              </w:rPr>
-              <w:t>Contact</w:t>
-            </w:r>
-          </w:p>
-        </w:tc>
-        <w:tc>
-          <w:tcPr>
-            <w:tcW w:type="dxa" w:w="2412"/>
-          </w:tcPr>
-          <w:p>
-            <w:r>
-              <w:rPr>
-                <w:sz w:val="16"/>
-              </w:rPr>
-              <w:t>120/120 (100%)</w:t>
-            </w:r>
-          </w:p>
-        </w:tc>
-        <w:tc>
-          <w:tcPr>
-            <w:tcW w:type="dxa" w:w="2412"/>
-          </w:tcPr>
-          <w:p>
-            <w:r>
-              <w:rPr>
-                <w:sz w:val="16"/>
-              </w:rPr>
-              <w:t>Parent phone numbers are the field most often exported and forwarded.</w:t>
-            </w:r>
-          </w:p>
-        </w:tc>
-      </w:tr>
-      <w:tr>
-        <w:tc>
-          <w:tcPr>
-            <w:tcW w:type="dxa" w:w="2412"/>
-          </w:tcPr>
-          <w:p>
-            <w:r>
-              <w:rPr>
-                <w:sz w:val="16"/>
-              </w:rPr>
-              <w:t>Mother Mobile</w:t>
-            </w:r>
-          </w:p>
-        </w:tc>
-        <w:tc>
-          <w:tcPr>
-            <w:tcW w:type="dxa" w:w="2412"/>
-          </w:tcPr>
-          <w:p>
-            <w:r>
-              <w:rPr>
-                <w:sz w:val="16"/>
-              </w:rPr>
-              <w:t>Contact</w:t>
-            </w:r>
-          </w:p>
-        </w:tc>
-        <w:tc>
-          <w:tcPr>
-            <w:tcW w:type="dxa" w:w="2412"/>
-          </w:tcPr>
-          <w:p>
-            <w:r>
-              <w:rPr>
-                <w:sz w:val="16"/>
-              </w:rPr>
-              <w:t>120/120 (100%)</w:t>
-            </w:r>
-          </w:p>
-        </w:tc>
-        <w:tc>
-          <w:tcPr>
-            <w:tcW w:type="dxa" w:w="2412"/>
-          </w:tcPr>
-          <w:p>
-            <w:r>
-              <w:rPr>
-                <w:sz w:val="16"/>
-              </w:rPr>
-              <w:t>Parent phone numbers are the field most often exported and forwarded.</w:t>
-            </w:r>
-          </w:p>
-        </w:tc>
-      </w:tr>
-      <w:tr>
-        <w:tc>
-          <w:tcPr>
-            <w:tcW w:type="dxa" w:w="2412"/>
-          </w:tcPr>
-          <w:p>
-            <w:r>
-              <w:rPr>
-                <w:sz w:val="16"/>
-              </w:rPr>
-              <w:t>Address</w:t>
-            </w:r>
-          </w:p>
-        </w:tc>
-        <w:tc>
-          <w:tcPr>
-            <w:tcW w:type="dxa" w:w="2412"/>
-          </w:tcPr>
-          <w:p>
-            <w:r>
-              <w:rPr>
-                <w:sz w:val="16"/>
-              </w:rPr>
-              <w:t>Home address</w:t>
-            </w:r>
-          </w:p>
-        </w:tc>
-        <w:tc>
-          <w:tcPr>
-            <w:tcW w:type="dxa" w:w="2412"/>
-          </w:tcPr>
-          <w:p>
-            <w:r>
-              <w:rPr>
-                <w:sz w:val="16"/>
-              </w:rPr>
-              <w:t>120/120 (100%)</w:t>
-            </w:r>
-          </w:p>
-        </w:tc>
-        <w:tc>
-          <w:tcPr>
-            <w:tcW w:type="dxa" w:w="2412"/>
-          </w:tcPr>
-          <w:p>
-            <w:r>
-              <w:rPr>
-                <w:sz w:val="16"/>
-              </w:rPr>
-              <w:t>An address plus a child's name discloses where the child lives.</w:t>
-            </w:r>
-          </w:p>
-        </w:tc>
-      </w:tr>
-      <w:tr>
-        <w:tc>
-          <w:tcPr>
-            <w:tcW w:type="dxa" w:w="2412"/>
-          </w:tcPr>
-          <w:p>
-            <w:r>
-              <w:rPr>
-                <w:sz w:val="16"/>
-              </w:rPr>
-              <w:t>Pincode</w:t>
-            </w:r>
-          </w:p>
-        </w:tc>
-        <w:tc>
-          <w:tcPr>
-            <w:tcW w:type="dxa" w:w="2412"/>
-          </w:tcPr>
-          <w:p>
-            <w:r>
-              <w:rPr>
-                <w:sz w:val="16"/>
-              </w:rPr>
-              <w:t>Home address</w:t>
-            </w:r>
-          </w:p>
-        </w:tc>
-        <w:tc>
-          <w:tcPr>
-            <w:tcW w:type="dxa" w:w="2412"/>
-          </w:tcPr>
-          <w:p>
-            <w:r>
-              <w:rPr>
-                <w:sz w:val="16"/>
-              </w:rPr>
-              <w:t>120/120 (100%)</w:t>
-            </w:r>
-          </w:p>
-        </w:tc>
-        <w:tc>
-          <w:tcPr>
-            <w:tcW w:type="dxa" w:w="2412"/>
-          </w:tcPr>
-          <w:p>
-            <w:r>
-              <w:rPr>
-                <w:sz w:val="16"/>
-              </w:rPr>
-              <w:t>An address plus a child's name discloses where the child lives.</w:t>
-            </w:r>
-          </w:p>
-        </w:tc>
-      </w:tr>
-      <w:tr>
-        <w:tc>
-          <w:tcPr>
-            <w:tcW w:type="dxa" w:w="2412"/>
-          </w:tcPr>
-          <w:p>
-            <w:r>
-              <w:rPr>
-                <w:sz w:val="16"/>
-              </w:rPr>
-              <w:t>Aadhaar No</w:t>
-            </w:r>
-          </w:p>
-        </w:tc>
-        <w:tc>
-          <w:tcPr>
-            <w:tcW w:type="dxa" w:w="2412"/>
-          </w:tcPr>
-          <w:p>
-            <w:r>
-              <w:rPr>
-                <w:sz w:val="16"/>
-              </w:rPr>
-              <w:t>Government identifier</w:t>
-            </w:r>
-          </w:p>
-        </w:tc>
-        <w:tc>
-          <w:tcPr>
-            <w:tcW w:type="dxa" w:w="2412"/>
-          </w:tcPr>
-          <w:p>
-            <w:r>
-              <w:rPr>
-                <w:sz w:val="16"/>
-              </w:rPr>
-              <w:t>80/120 (67%)</w:t>
-            </w:r>
-          </w:p>
-        </w:tc>
-        <w:tc>
-          <w:tcPr>
-            <w:tcW w:type="dxa" w:w="2412"/>
-          </w:tcPr>
-          <w:p>
-            <w:r>
-              <w:rPr>
-                <w:sz w:val="16"/>
-              </w:rPr>
-              <w:t>Aadhaar should not be held unless a statute requires it. Record the purpose and mask the number at rest.</w:t>
-            </w:r>
-          </w:p>
-        </w:tc>
-      </w:tr>
-      <w:tr>
-        <w:tc>
-          <w:tcPr>
-            <w:tcW w:type="dxa" w:w="2412"/>
-          </w:tcPr>
-          <w:p>
-            <w:r>
-              <w:rPr>
-                <w:sz w:val="16"/>
-              </w:rPr>
-              <w:t>APAAR ID</w:t>
-            </w:r>
-          </w:p>
-        </w:tc>
-        <w:tc>
-          <w:tcPr>
-            <w:tcW w:type="dxa" w:w="2412"/>
-          </w:tcPr>
-          <w:p>
-            <w:r>
-              <w:rPr>
-                <w:sz w:val="16"/>
-              </w:rPr>
-              <w:t>Student identifier</w:t>
-            </w:r>
-          </w:p>
-        </w:tc>
-        <w:tc>
-          <w:tcPr>
-            <w:tcW w:type="dxa" w:w="2412"/>
-          </w:tcPr>
-          <w:p>
-            <w:r>
-              <w:rPr>
-                <w:sz w:val="16"/>
-              </w:rPr>
-              <w:t>96/120 (80%)</w:t>
-            </w:r>
-          </w:p>
-        </w:tc>
-        <w:tc>
-          <w:tcPr>
-            <w:tcW w:type="dxa" w:w="2412"/>
-          </w:tcPr>
-          <w:p>
-            <w:r>
-              <w:rPr>
-                <w:sz w:val="16"/>
-              </w:rPr>
-              <w:t>APAAR/PEN is a national identifier. Confirm the statutory basis and who it is shared with.</w:t>
-            </w:r>
-          </w:p>
-        </w:tc>
-      </w:tr>
-      <w:tr>
-        <w:tc>
-          <w:tcPr>
-            <w:tcW w:type="dxa" w:w="2412"/>
-          </w:tcPr>
-          <w:p>
-            <w:r>
-              <w:rPr>
-                <w:sz w:val="16"/>
-              </w:rPr>
-              <w:t>Category</w:t>
-            </w:r>
-          </w:p>
-        </w:tc>
-        <w:tc>
-          <w:tcPr>
-            <w:tcW w:type="dxa" w:w="2412"/>
-          </w:tcPr>
-          <w:p>
-            <w:r>
-              <w:rPr>
-                <w:sz w:val="16"/>
-              </w:rPr>
-              <w:t>Possible caste category</w:t>
-            </w:r>
-          </w:p>
-        </w:tc>
-        <w:tc>
-          <w:tcPr>
-            <w:tcW w:type="dxa" w:w="2412"/>
-          </w:tcPr>
-          <w:p>
-            <w:r>
-              <w:rPr>
-                <w:sz w:val="16"/>
-              </w:rPr>
-              <w:t>120/120 (100%)</w:t>
-            </w:r>
-          </w:p>
-        </w:tc>
-        <w:tc>
-          <w:tcPr>
-            <w:tcW w:type="dxa" w:w="2412"/>
-          </w:tcPr>
-          <w:p>
-            <w:r>
-              <w:rPr>
-                <w:sz w:val="16"/>
-              </w:rPr>
-              <w:t>Collected for government returns. It should not be visible to teachers or exportable with the class list.</w:t>
-            </w:r>
-          </w:p>
-        </w:tc>
-      </w:tr>
-      <w:tr>
-        <w:tc>
-          <w:tcPr>
-            <w:tcW w:type="dxa" w:w="2412"/>
-          </w:tcPr>
-          <w:p>
-            <w:r>
-              <w:rPr>
-                <w:sz w:val="16"/>
-              </w:rPr>
-              <w:t>Blood Group</w:t>
-            </w:r>
-          </w:p>
-        </w:tc>
-        <w:tc>
-          <w:tcPr>
-            <w:tcW w:type="dxa" w:w="2412"/>
-          </w:tcPr>
-          <w:p>
-            <w:r>
-              <w:rPr>
-                <w:sz w:val="16"/>
-              </w:rPr>
-              <w:t>Health</w:t>
-            </w:r>
-          </w:p>
-        </w:tc>
-        <w:tc>
-          <w:tcPr>
-            <w:tcW w:type="dxa" w:w="2412"/>
-          </w:tcPr>
-          <w:p>
-            <w:r>
-              <w:rPr>
-                <w:sz w:val="16"/>
-              </w:rPr>
-              <w:t>120/120 (100%)</w:t>
-            </w:r>
-          </w:p>
-        </w:tc>
-        <w:tc>
-          <w:tcPr>
-            <w:tcW w:type="dxa" w:w="2412"/>
-          </w:tcPr>
-          <w:p>
-            <w:r>
-              <w:rPr>
-                <w:sz w:val="16"/>
-              </w:rPr>
-              <w:t>Health data needs a narrow purpose and tight access.</w:t>
-            </w:r>
-          </w:p>
-        </w:tc>
-      </w:tr>
-      <w:tr>
-        <w:tc>
-          <w:tcPr>
-            <w:tcW w:type="dxa" w:w="2412"/>
-          </w:tcPr>
-          <w:p>
-            <w:r>
-              <w:rPr>
-                <w:sz w:val="16"/>
-              </w:rPr>
-              <w:t>Medical Notes</w:t>
-            </w:r>
-          </w:p>
-        </w:tc>
-        <w:tc>
-          <w:tcPr>
-            <w:tcW w:type="dxa" w:w="2412"/>
-          </w:tcPr>
-          <w:p>
-            <w:r>
-              <w:rPr>
-                <w:sz w:val="16"/>
-              </w:rPr>
-              <w:t>Health</w:t>
-            </w:r>
-          </w:p>
-        </w:tc>
-        <w:tc>
-          <w:tcPr>
-            <w:tcW w:type="dxa" w:w="2412"/>
-          </w:tcPr>
-          <w:p>
-            <w:r>
-              <w:rPr>
-                <w:sz w:val="16"/>
-              </w:rPr>
-              <w:t>17/120 (14%)</w:t>
-            </w:r>
-          </w:p>
-        </w:tc>
-        <w:tc>
-          <w:tcPr>
-            <w:tcW w:type="dxa" w:w="2412"/>
-          </w:tcPr>
-          <w:p>
-            <w:r>
-              <w:rPr>
-                <w:sz w:val="16"/>
-              </w:rPr>
-              <w:t>Health data needs a narrow purpose and tight access.</w:t>
-            </w:r>
-          </w:p>
-        </w:tc>
-      </w:tr>
-      <w:tr>
-        <w:tc>
-          <w:tcPr>
-            <w:tcW w:type="dxa" w:w="2412"/>
-          </w:tcPr>
-          <w:p>
-            <w:r>
-              <w:rPr>
-                <w:sz w:val="16"/>
-              </w:rPr>
-              <w:t>Photo Path</w:t>
-            </w:r>
-          </w:p>
-        </w:tc>
-        <w:tc>
-          <w:tcPr>
-            <w:tcW w:type="dxa" w:w="2412"/>
-          </w:tcPr>
-          <w:p>
-            <w:r>
-              <w:rPr>
-                <w:sz w:val="16"/>
-              </w:rPr>
-              <w:t>Photograph</w:t>
-            </w:r>
-          </w:p>
-        </w:tc>
-        <w:tc>
-          <w:tcPr>
-            <w:tcW w:type="dxa" w:w="2412"/>
-          </w:tcPr>
-          <w:p>
-            <w:r>
-              <w:rPr>
-                <w:sz w:val="16"/>
-              </w:rPr>
-              <w:t>120/120 (100%)</w:t>
-            </w:r>
-          </w:p>
-        </w:tc>
-        <w:tc>
-          <w:tcPr>
-            <w:tcW w:type="dxa" w:w="2412"/>
-          </w:tcPr>
-          <w:p>
-            <w:r>
-              <w:rPr>
-                <w:sz w:val="16"/>
-              </w:rPr>
-              <w:t>A photograph is personal data and feeds the media-consent question.</w:t>
-            </w:r>
-          </w:p>
-        </w:tc>
-      </w:tr>
-      <w:tr>
-        <w:tc>
-          <w:tcPr>
-            <w:tcW w:type="dxa" w:w="2412"/>
-          </w:tcPr>
-          <w:p>
-            <w:r>
-              <w:rPr>
-                <w:sz w:val="16"/>
-              </w:rPr>
-              <w:t>Bank A/c No</w:t>
-            </w:r>
-          </w:p>
-        </w:tc>
-        <w:tc>
-          <w:tcPr>
-            <w:tcW w:type="dxa" w:w="2412"/>
-          </w:tcPr>
-          <w:p>
-            <w:r>
-              <w:rPr>
-                <w:sz w:val="16"/>
-              </w:rPr>
-              <w:t>Financial</w:t>
-            </w:r>
-          </w:p>
-        </w:tc>
-        <w:tc>
-          <w:tcPr>
-            <w:tcW w:type="dxa" w:w="2412"/>
-          </w:tcPr>
-          <w:p>
-            <w:r>
-              <w:rPr>
-                <w:sz w:val="16"/>
-              </w:rPr>
-              <w:t>60/120 (50%)</w:t>
-            </w:r>
-          </w:p>
-        </w:tc>
-        <w:tc>
-          <w:tcPr>
-            <w:tcW w:type="dxa" w:w="2412"/>
-          </w:tcPr>
-          <w:p>
-            <w:r>
-              <w:rPr>
-                <w:sz w:val="16"/>
-              </w:rPr>
-              <w:t>Bank particulars usually belong to a parent, not the student.</w:t>
-            </w:r>
-          </w:p>
-        </w:tc>
-      </w:tr>
-      <w:tr>
-        <w:tc>
-          <w:tcPr>
-            <w:tcW w:type="dxa" w:w="2412"/>
-          </w:tcPr>
-          <w:p>
-            <w:r>
-              <w:rPr>
-                <w:sz w:val="16"/>
-              </w:rPr>
-              <w:t>IFSC</w:t>
-            </w:r>
-          </w:p>
-        </w:tc>
-        <w:tc>
-          <w:tcPr>
-            <w:tcW w:type="dxa" w:w="2412"/>
-          </w:tcPr>
-          <w:p>
-            <w:r>
-              <w:rPr>
-                <w:sz w:val="16"/>
-              </w:rPr>
-              <w:t>Financial</w:t>
-            </w:r>
-          </w:p>
-        </w:tc>
-        <w:tc>
-          <w:tcPr>
-            <w:tcW w:type="dxa" w:w="2412"/>
-          </w:tcPr>
-          <w:p>
-            <w:r>
-              <w:rPr>
-                <w:sz w:val="16"/>
-              </w:rPr>
-              <w:t>60/120 (50%)</w:t>
-            </w:r>
-          </w:p>
-        </w:tc>
-        <w:tc>
-          <w:tcPr>
-            <w:tcW w:type="dxa" w:w="2412"/>
-          </w:tcPr>
-          <w:p>
-            <w:r>
-              <w:rPr>
-                <w:sz w:val="16"/>
-              </w:rPr>
-              <w:t>Bank particulars usually belong to a parent, not the student.</w:t>
-            </w:r>
-          </w:p>
-        </w:tc>
-      </w:tr>
-      <w:tr>
-        <w:tc>
-          <w:tcPr>
-            <w:tcW w:type="dxa" w:w="2412"/>
-          </w:tcPr>
-          <w:p>
-            <w:r>
-              <w:rPr>
-                <w:sz w:val="16"/>
-              </w:rPr>
-              <w:t>Transport Pickup Point</w:t>
-            </w:r>
-          </w:p>
-        </w:tc>
-        <w:tc>
-          <w:tcPr>
-            <w:tcW w:type="dxa" w:w="2412"/>
-          </w:tcPr>
-          <w:p>
-            <w:r>
-              <w:rPr>
-                <w:sz w:val="16"/>
-              </w:rPr>
-              <w:t>Location</w:t>
-            </w:r>
-          </w:p>
-        </w:tc>
-        <w:tc>
-          <w:tcPr>
-            <w:tcW w:type="dxa" w:w="2412"/>
-          </w:tcPr>
-          <w:p>
-            <w:r>
-              <w:rPr>
-                <w:sz w:val="16"/>
-              </w:rPr>
-              <w:t>120/120 (100%)</w:t>
-            </w:r>
-          </w:p>
-        </w:tc>
-        <w:tc>
-          <w:tcPr>
-            <w:tcW w:type="dxa" w:w="2412"/>
-          </w:tcPr>
-          <w:p>
-            <w:r>
-              <w:rPr>
-                <w:sz w:val="16"/>
-              </w:rPr>
-              <w:t>A pickup point plus a name locates a child at a known time each day.</w:t>
-            </w:r>
-          </w:p>
-        </w:tc>
-      </w:tr>
-      <w:tr>
-        <w:tc>
-          <w:tcPr>
-            <w:tcW w:type="dxa" w:w="2412"/>
-          </w:tcPr>
-          <w:p>
-            <w:r>
-              <w:rPr>
-                <w:sz w:val="16"/>
-              </w:rPr>
-              <w:t>Status</w:t>
-            </w:r>
-          </w:p>
-        </w:tc>
-        <w:tc>
-          <w:tcPr>
-            <w:tcW w:type="dxa" w:w="2412"/>
-          </w:tcPr>
-          <w:p>
-            <w:r>
-              <w:rPr>
-                <w:sz w:val="16"/>
-              </w:rPr>
-              <w:t>Record status</w:t>
-            </w:r>
-          </w:p>
-        </w:tc>
-        <w:tc>
-          <w:tcPr>
-            <w:tcW w:type="dxa" w:w="2412"/>
-          </w:tcPr>
-          <w:p>
-            <w:r>
-              <w:rPr>
-                <w:sz w:val="16"/>
-              </w:rPr>
-              <w:t>120/120 (100%)</w:t>
-            </w:r>
-          </w:p>
-        </w:tc>
-        <w:tc>
-          <w:tcPr>
-            <w:tcW w:type="dxa" w:w="2412"/>
-          </w:tcPr>
-          <w:p>
-            <w:r>
-              <w:rPr>
-                <w:sz w:val="16"/>
-              </w:rPr>
-              <w:t>Not personal data in itself, but it is what makes a leaver findable for deletion.</w:t>
-            </w:r>
-          </w:p>
-        </w:tc>
-      </w:tr>
-      <w:tr>
-        <w:tc>
-          <w:tcPr>
-            <w:tcW w:type="dxa" w:w="2412"/>
-          </w:tcPr>
-          <w:p>
-            <w:r>
-              <w:rPr>
-                <w:sz w:val="16"/>
-              </w:rPr>
-              <w:t>Date of Admission</w:t>
-            </w:r>
-          </w:p>
-        </w:tc>
-        <w:tc>
-          <w:tcPr>
-            <w:tcW w:type="dxa" w:w="2412"/>
-          </w:tcPr>
-          <w:p>
-            <w:r>
-              <w:rPr>
-                <w:sz w:val="16"/>
-              </w:rPr>
-              <w:t>Enrolment</w:t>
-            </w:r>
-          </w:p>
-        </w:tc>
-        <w:tc>
-          <w:tcPr>
-            <w:tcW w:type="dxa" w:w="2412"/>
-          </w:tcPr>
-          <w:p>
-            <w:r>
-              <w:rPr>
-                <w:sz w:val="16"/>
-              </w:rPr>
-              <w:t>120/120 (100%)</w:t>
-            </w:r>
-          </w:p>
-        </w:tc>
-        <w:tc>
-          <w:tcPr>
-            <w:tcW w:type="dxa" w:w="2412"/>
-          </w:tcPr>
-          <w:p>
-            <w:r>
-              <w:rPr>
-                <w:sz w:val="16"/>
-              </w:rPr>
-            </w:r>
-          </w:p>
-        </w:tc>
-      </w:tr>
-      <w:tr>
-        <w:tc>
-          <w:tcPr>
-            <w:tcW w:type="dxa" w:w="2412"/>
-          </w:tcPr>
-          <w:p>
-            <w:r>
-              <w:rPr>
-                <w:sz w:val="16"/>
-              </w:rPr>
-              <w:t>Total Fee</w:t>
-            </w:r>
-          </w:p>
-        </w:tc>
-        <w:tc>
-          <w:tcPr>
-            <w:tcW w:type="dxa" w:w="2412"/>
-          </w:tcPr>
-          <w:p>
-            <w:r>
-              <w:rPr>
-                <w:sz w:val="16"/>
-              </w:rPr>
-              <w:t>Fee and payment</w:t>
-            </w:r>
-          </w:p>
-        </w:tc>
-        <w:tc>
-          <w:tcPr>
-            <w:tcW w:type="dxa" w:w="2412"/>
-          </w:tcPr>
-          <w:p>
-            <w:r>
-              <w:rPr>
-                <w:sz w:val="16"/>
-              </w:rPr>
-              <w:t>120/120 (100%)</w:t>
-            </w:r>
-          </w:p>
-        </w:tc>
-        <w:tc>
-          <w:tcPr>
-            <w:tcW w:type="dxa" w:w="2412"/>
-          </w:tcPr>
-          <w:p>
-            <w:r>
-              <w:rPr>
-                <w:sz w:val="16"/>
-              </w:rPr>
-              <w:t>Fee data is commercial administration, which is harder to bring inside the Fourth Schedule's 'academic activities'.</w:t>
-            </w:r>
-          </w:p>
-        </w:tc>
-      </w:tr>
-      <w:tr>
-        <w:tc>
-          <w:tcPr>
-            <w:tcW w:type="dxa" w:w="2412"/>
-          </w:tcPr>
-          <w:p>
-            <w:r>
-              <w:rPr>
-                <w:sz w:val="16"/>
-              </w:rPr>
-              <w:t>Marks Obtained</w:t>
-            </w:r>
-          </w:p>
-        </w:tc>
-        <w:tc>
-          <w:tcPr>
-            <w:tcW w:type="dxa" w:w="2412"/>
-          </w:tcPr>
-          <w:p>
-            <w:r>
-              <w:rPr>
-                <w:sz w:val="16"/>
-              </w:rPr>
-              <w:t>Academic performance</w:t>
-            </w:r>
-          </w:p>
-        </w:tc>
-        <w:tc>
-          <w:tcPr>
-            <w:tcW w:type="dxa" w:w="2412"/>
-          </w:tcPr>
-          <w:p>
-            <w:r>
-              <w:rPr>
-                <w:sz w:val="16"/>
-              </w:rPr>
-              <w:t>120/120 (100%)</w:t>
-            </w:r>
-          </w:p>
-        </w:tc>
-        <w:tc>
-          <w:tcPr>
-            <w:tcW w:type="dxa" w:w="2412"/>
-          </w:tcPr>
-          <w:p>
-            <w:r>
-              <w:rPr>
-                <w:sz w:val="16"/>
-              </w:rPr>
-              <w:t>Publishing or sharing this beyond the school needs its own basis.</w:t>
-            </w:r>
-          </w:p>
-        </w:tc>
-      </w:tr>
-    </w:tbl>
-    <w:p>
-      <w:r>
-        <w:rPr>
-          <w:i/>
-          <w:color w:val="5A6B78"/>
-          <w:sz w:val="17"/>
-        </w:rPr>
-        <w:t>High-harm categories are populated here: Government identifier, Health, Possible caste category, Student identifier. Each needs a stated purpose or removal.</w:t>
-      </w:r>
-    </w:p>
-    <w:p>
-      <w:r>
-        <w:rPr>
-          <w:i/>
-          <w:color w:val="5A6B78"/>
-          <w:sz w:val="17"/>
-        </w:rPr>
-        <w:t>30 of 120 records (25.0%) are marked as leavers and are still held in full.</w:t>
-      </w:r>
-    </w:p>
-    <w:p>
-      <w:r>
-        <w:rPr>
-          <w:i/>
-          <w:color w:val="5A6B78"/>
-          <w:sz w:val="17"/>
-        </w:rPr>
-        <w:t>Dates go back to 2001. Confirm a retention rule covers records that old.</w:t>
-      </w:r>
-    </w:p>
-    <w:p>
-      <w:pPr>
-        <w:pStyle w:val="Heading2"/>
-      </w:pPr>
-      <w:r>
-        <w:t>Learning platform</w:t>
-      </w:r>
-    </w:p>
-    <w:p>
-      <w:r>
-        <w:rPr>
-          <w:i w:val="0"/>
-          <w:color w:val="5A6B78"/>
-          <w:sz w:val="17"/>
-        </w:rPr>
-        <w:t>lms_classroom.csv · 3 rows · 7 columns</w:t>
-      </w:r>
-    </w:p>
-    <w:tbl>
-      <w:tblPr>
-        <w:tblStyle w:val="LightGrid-Accent1"/>
-        <w:tblW w:type="auto" w:w="0"/>
-        <w:tblLook w:firstColumn="1" w:firstRow="1" w:lastColumn="0" w:lastRow="0" w:noHBand="0" w:noVBand="1" w:val="04A0"/>
-      </w:tblPr>
-      <w:tblGrid>
-        <w:gridCol w:w="2412"/>
-        <w:gridCol w:w="2412"/>
-        <w:gridCol w:w="2412"/>
-        <w:gridCol w:w="2412"/>
-      </w:tblGrid>
-      <w:tr>
-        <w:tc>
-          <w:tcPr>
-            <w:tcW w:type="dxa" w:w="2412"/>
-          </w:tcPr>
-          <w:p>
-            <w:r>
-              <w:rPr>
-                <w:b/>
-                <w:sz w:val="18"/>
-              </w:rPr>
-              <w:t>Column</w:t>
-            </w:r>
-          </w:p>
-        </w:tc>
-        <w:tc>
-          <w:tcPr>
-            <w:tcW w:type="dxa" w:w="2412"/>
-          </w:tcPr>
-          <w:p>
-            <w:r>
-              <w:rPr>
-                <w:b/>
-                <w:sz w:val="18"/>
-              </w:rPr>
-              <w:t>Category</w:t>
-            </w:r>
-          </w:p>
-        </w:tc>
-        <w:tc>
-          <w:tcPr>
-            <w:tcW w:type="dxa" w:w="2412"/>
-          </w:tcPr>
-          <w:p>
-            <w:r>
-              <w:rPr>
-                <w:b/>
-                <w:sz w:val="18"/>
-              </w:rPr>
-              <w:t>Populated</w:t>
-            </w:r>
-          </w:p>
-        </w:tc>
-        <w:tc>
-          <w:tcPr>
-            <w:tcW w:type="dxa" w:w="2412"/>
-          </w:tcPr>
-          <w:p>
-            <w:r>
-              <w:rPr>
-                <w:b/>
-                <w:sz w:val="18"/>
-              </w:rPr>
-              <w:t>Why it matters</w:t>
-            </w:r>
-          </w:p>
-        </w:tc>
-      </w:tr>
-      <w:tr>
-        <w:tc>
-          <w:tcPr>
-            <w:tcW w:type="dxa" w:w="2412"/>
-          </w:tcPr>
-          <w:p>
-            <w:r>
-              <w:rPr>
-                <w:sz w:val="16"/>
-              </w:rPr>
-              <w:t>Class Name</w:t>
-            </w:r>
-          </w:p>
-        </w:tc>
-        <w:tc>
-          <w:tcPr>
-            <w:tcW w:type="dxa" w:w="2412"/>
-          </w:tcPr>
-          <w:p>
-            <w:r>
-              <w:rPr>
-                <w:sz w:val="16"/>
-              </w:rPr>
-              <w:t>Name</w:t>
-            </w:r>
-          </w:p>
-        </w:tc>
-        <w:tc>
-          <w:tcPr>
-            <w:tcW w:type="dxa" w:w="2412"/>
-          </w:tcPr>
-          <w:p>
-            <w:r>
-              <w:rPr>
-                <w:sz w:val="16"/>
-              </w:rPr>
-              <w:t>3/3 (100%)</w:t>
-            </w:r>
-          </w:p>
-        </w:tc>
-        <w:tc>
-          <w:tcPr>
-            <w:tcW w:type="dxa" w:w="2412"/>
-          </w:tcPr>
-          <w:p>
-            <w:r>
-              <w:rPr>
-                <w:sz w:val="16"/>
-              </w:rPr>
-            </w:r>
-          </w:p>
-        </w:tc>
-      </w:tr>
-      <w:tr>
-        <w:tc>
-          <w:tcPr>
-            <w:tcW w:type="dxa" w:w="2412"/>
-          </w:tcPr>
-          <w:p>
-            <w:r>
-              <w:rPr>
-                <w:sz w:val="16"/>
-              </w:rPr>
-              <w:t>Student Name</w:t>
-            </w:r>
-          </w:p>
-        </w:tc>
-        <w:tc>
-          <w:tcPr>
-            <w:tcW w:type="dxa" w:w="2412"/>
-          </w:tcPr>
-          <w:p>
-            <w:r>
-              <w:rPr>
-                <w:sz w:val="16"/>
-              </w:rPr>
-              <w:t>Name</w:t>
-            </w:r>
-          </w:p>
-        </w:tc>
-        <w:tc>
-          <w:tcPr>
-            <w:tcW w:type="dxa" w:w="2412"/>
-          </w:tcPr>
-          <w:p>
-            <w:r>
-              <w:rPr>
-                <w:sz w:val="16"/>
-              </w:rPr>
-              <w:t>3/3 (100%)</w:t>
-            </w:r>
-          </w:p>
-        </w:tc>
-        <w:tc>
-          <w:tcPr>
-            <w:tcW w:type="dxa" w:w="2412"/>
-          </w:tcPr>
-          <w:p>
-            <w:r>
-              <w:rPr>
-                <w:sz w:val="16"/>
-              </w:rPr>
-            </w:r>
-          </w:p>
-        </w:tc>
-      </w:tr>
-      <w:tr>
-        <w:tc>
-          <w:tcPr>
-            <w:tcW w:type="dxa" w:w="2412"/>
-          </w:tcPr>
-          <w:p>
-            <w:r>
-              <w:rPr>
-                <w:sz w:val="16"/>
-              </w:rPr>
-              <w:t>Student Email</w:t>
-            </w:r>
-          </w:p>
-        </w:tc>
-        <w:tc>
-          <w:tcPr>
-            <w:tcW w:type="dxa" w:w="2412"/>
-          </w:tcPr>
-          <w:p>
-            <w:r>
-              <w:rPr>
-                <w:sz w:val="16"/>
-              </w:rPr>
-              <w:t>Contact</w:t>
-            </w:r>
-          </w:p>
-        </w:tc>
-        <w:tc>
-          <w:tcPr>
-            <w:tcW w:type="dxa" w:w="2412"/>
-          </w:tcPr>
-          <w:p>
-            <w:r>
-              <w:rPr>
-                <w:sz w:val="16"/>
-              </w:rPr>
-              <w:t>3/3 (100%)</w:t>
-            </w:r>
-          </w:p>
-        </w:tc>
-        <w:tc>
-          <w:tcPr>
-            <w:tcW w:type="dxa" w:w="2412"/>
-          </w:tcPr>
-          <w:p>
-            <w:r>
-              <w:rPr>
-                <w:sz w:val="16"/>
-              </w:rPr>
-              <w:t>Used for circulars; confirm it is not shared on.</w:t>
-            </w:r>
-          </w:p>
-        </w:tc>
-      </w:tr>
-      <w:tr>
-        <w:tc>
-          <w:tcPr>
-            <w:tcW w:type="dxa" w:w="2412"/>
-          </w:tcPr>
-          <w:p>
-            <w:r>
-              <w:rPr>
-                <w:sz w:val="16"/>
-              </w:rPr>
-              <w:t>Attendance</w:t>
-            </w:r>
-          </w:p>
-        </w:tc>
-        <w:tc>
-          <w:tcPr>
-            <w:tcW w:type="dxa" w:w="2412"/>
-          </w:tcPr>
-          <w:p>
-            <w:r>
-              <w:rPr>
-                <w:sz w:val="16"/>
-              </w:rPr>
-              <w:t>Attendance</w:t>
-            </w:r>
-          </w:p>
-        </w:tc>
-        <w:tc>
-          <w:tcPr>
-            <w:tcW w:type="dxa" w:w="2412"/>
-          </w:tcPr>
-          <w:p>
-            <w:r>
-              <w:rPr>
-                <w:sz w:val="16"/>
-              </w:rPr>
-              <w:t>3/3 (100%)</w:t>
-            </w:r>
-          </w:p>
-        </w:tc>
-        <w:tc>
-          <w:tcPr>
-            <w:tcW w:type="dxa" w:w="2412"/>
-          </w:tcPr>
-          <w:p>
-            <w:r>
-              <w:rPr>
-                <w:sz w:val="16"/>
-              </w:rPr>
-            </w:r>
-          </w:p>
-        </w:tc>
-      </w:tr>
-      <w:tr>
-        <w:tc>
-          <w:tcPr>
-            <w:tcW w:type="dxa" w:w="2412"/>
-          </w:tcPr>
-          <w:p>
-            <w:r>
-              <w:rPr>
-                <w:sz w:val="16"/>
-              </w:rPr>
-              <w:t>Grade</w:t>
-            </w:r>
-          </w:p>
-        </w:tc>
-        <w:tc>
-          <w:tcPr>
-            <w:tcW w:type="dxa" w:w="2412"/>
-          </w:tcPr>
-          <w:p>
-            <w:r>
-              <w:rPr>
-                <w:sz w:val="16"/>
-              </w:rPr>
-              <w:t>Academic performance</w:t>
-            </w:r>
-          </w:p>
-        </w:tc>
-        <w:tc>
-          <w:tcPr>
-            <w:tcW w:type="dxa" w:w="2412"/>
-          </w:tcPr>
-          <w:p>
-            <w:r>
-              <w:rPr>
-                <w:sz w:val="16"/>
-              </w:rPr>
-              <w:t>3/3 (100%)</w:t>
-            </w:r>
-          </w:p>
-        </w:tc>
-        <w:tc>
-          <w:tcPr>
-            <w:tcW w:type="dxa" w:w="2412"/>
-          </w:tcPr>
-          <w:p>
-            <w:r>
-              <w:rPr>
-                <w:sz w:val="16"/>
-              </w:rPr>
-              <w:t>Publishing or sharing this beyond the school needs its own basis.</w:t>
-            </w:r>
-          </w:p>
-        </w:tc>
-      </w:tr>
-    </w:tbl>
-    <w:p>
-      <w:r>
-        <w:rPr>
-          <w:i/>
-          <w:color w:val="5A6B78"/>
-          <w:sz w:val="17"/>
-        </w:rPr>
-        <w:t>2 column(s) could not be classified and need review by hand: Assignments Submitted, Last Active. An unclassified column is not a safe column.</w:t>
-      </w:r>
-    </w:p>
-    <w:p>
-      <w:r>
-        <w:br w:type="page"/>
-      </w:r>
-    </w:p>
-    <w:p>
-      <w:pPr>
-        <w:pStyle w:val="Heading1"/>
-      </w:pPr>
-      <w:r>
-        <w:t>8. AI layer</w:t>
+        <w:t>5. Chatbots and the AI layer</w:t>
       </w:r>
     </w:p>
     <w:p>

--- a/AICA-L2-Batch-89-Aditi-Gulati/03_Example_Files/Outputs/01_Sample_DPDP_Readiness_Report.docx
+++ b/AICA-L2-Batch-89-Aditi-Gulati/03_Example_Files/Outputs/01_Sample_DPDP_Readiness_Report.docx
@@ -39,7 +39,7 @@
           <w:color w:val="5A6B78"/>
           <w:sz w:val="17"/>
         </w:rPr>
-        <w:t>Scanned 2026-09-21T16:48:21+00:00 · Report 21 September 2026</w:t>
+        <w:t>Scanned 2026-09-23T12:59:59+00:00 · Report 23 September 2026</w:t>
       </w:r>
       <w:r>
         <w:rPr>
@@ -56,7 +56,7 @@
           <w:sz w:val="17"/>
         </w:rPr>
         <w:br/>
-        <w:t>Evidence file: Sunrise_Public_School_demonstration_20260921T164821Z.json</w:t>
+        <w:t>Evidence file: Sunrise_Public_School_demonstration_20260923T125959Z.json</w:t>
       </w:r>
     </w:p>
     <w:tbl>
@@ -6419,12 +6419,22 @@
     </w:p>
     <w:p>
       <w:r>
-        <w:t>The AI layer was not requested for this run.</w:t>
+        <w:t>The AI layer was not switched on for this run.</w:t>
       </w:r>
     </w:p>
     <w:p>
       <w:r>
-        <w:t>Every rating in this report is therefore reproducible: the same website and the same working paper will always produce the same score.</w:t>
+        <w:t>SurakshaScan includes an AI layer. It reads the published policy and drafts findings with the passage it relies on quoted in full. It is deliberately advisory, and it is off unless the reviewer switches it on and supplies a key of their own.</w:t>
+      </w:r>
+    </w:p>
+    <w:p>
+      <w:r>
+        <w:t>Three guards apply whenever it does run: a finding that names an obligation outside the catalogue is discarded; a finding with a status outside the permitted set is discarded; and a positive finding whose quoted passage does not occur word-for-word in the policy is rejected, with the rejection printed in this report. The AI layer can add evidence and drafting; it can never change a rating or the score.</w:t>
+      </w:r>
+    </w:p>
+    <w:p>
+      <w:r>
+        <w:t>Leaving it off is a reviewer's choice, not a limitation. Every rating in this report comes from the deterministic rules engine, so the same website and the same working paper will always produce the same score, and each finding can be re-performed from the evidence file months later.</w:t>
       </w:r>
     </w:p>
     <w:p>
